--- a/06_可直接打开的Word版/01_计划与每日笔记__每日笔记__Day02_5月30日_计量资料描述与正态分布.docx
+++ b/06_可直接打开的Word版/01_计划与每日笔记__每日笔记__Day02_5月30日_计量资料描述与正态分布.docx
@@ -3,11 +3,11 @@
 <w:document xmlns:wpc="http://schemas.microsoft.com/office/word/2010/wordprocessingCanvas" xmlns:mo="http://schemas.microsoft.com/office/mac/office/2008/main" xmlns:mc="http://schemas.openxmlformats.org/markup-compatibility/2006" xmlns:mv="urn:schemas-microsoft-com:mac:vml" xmlns:o="urn:schemas-microsoft-com:office:office" xmlns:r="http://schemas.openxmlformats.org/officeDocument/2006/relationships" xmlns:m="http://schemas.openxmlformats.org/officeDocument/2006/math" xmlns:v="urn:schemas-microsoft-com:vml" xmlns:wp14="http://schemas.microsoft.com/office/word/2010/wordprocessingDrawing" xmlns:wp="http://schemas.openxmlformats.org/drawingml/2006/wordprocessingDrawing" xmlns:w10="urn:schemas-microsoft-com:office:word" xmlns:w="http://schemas.openxmlformats.org/wordprocessingml/2006/main" xmlns:w14="http://schemas.microsoft.com/office/word/2010/wordml" xmlns:wpg="http://schemas.microsoft.com/office/word/2010/wordprocessingGroup" xmlns:wpi="http://schemas.microsoft.com/office/word/2010/wordprocessingInk" xmlns:wne="http://schemas.microsoft.com/office/word/2006/wordml" xmlns:wps="http://schemas.microsoft.com/office/word/2010/wordprocessingShape" mc:Ignorable="w14 wp14">
   <w:body>
     <w:p>
-      <w:pPr>
-        <w:pStyle w:val="Heading1"/>
-      </w:pPr>
-      <w:r>
-        <w:t>Day02：2026年5月30日 周六 计量资料描述与正态分布</w:t>
+      <w:r>
+        <w:rPr>
+          <w:rFonts w:ascii="Microsoft YaHei" w:hAnsi="Microsoft YaHei" w:eastAsia="Microsoft YaHei"/>
+        </w:rPr>
+        <w:t>﻿# Day02：2026年5月30日 周六 计量资料描述与正态分布</w:t>
       </w:r>
     </w:p>
     <w:p/>
@@ -16,7 +16,6 @@
       <w:r>
         <w:rPr>
           <w:rFonts w:ascii="Microsoft YaHei" w:hAnsi="Microsoft YaHei" w:eastAsia="Microsoft YaHei"/>
-          <w:sz w:val="22"/>
         </w:rPr>
         <w:t>主题：计量资料描述 + 正态分布 + SPSS 探索（Explore）</w:t>
       </w:r>
@@ -26,7 +25,6 @@
       <w:r>
         <w:rPr>
           <w:rFonts w:ascii="Microsoft YaHei" w:hAnsi="Microsoft YaHei" w:eastAsia="Microsoft YaHei"/>
-          <w:sz w:val="22"/>
         </w:rPr>
         <w:t>今天的目标不是“把统计学变简单”，而是先把最容易混的几个词稳住。今天只解决一类问题：</w:t>
       </w:r>
@@ -36,9 +34,8 @@
       <w:r>
         <w:rPr>
           <w:rFonts w:ascii="Microsoft YaHei" w:hAnsi="Microsoft YaHei" w:eastAsia="Microsoft YaHei"/>
-          <w:sz w:val="22"/>
-        </w:rPr>
-        <w:t>&gt; 面对一组计量资料，应该用什么指标描述它？SPSS 从哪里点？输出表看哪里？</w:t>
+        </w:rPr>
+        <w:t>面对一组计量资料，应该用什么指标描述它？SPSS 从哪里点？输出表看哪里？</w:t>
       </w:r>
     </w:p>
     <w:p/>
@@ -46,7 +43,6 @@
       <w:r>
         <w:rPr>
           <w:rFonts w:ascii="Microsoft YaHei" w:hAnsi="Microsoft YaHei" w:eastAsia="Microsoft YaHei"/>
-          <w:sz w:val="22"/>
         </w:rPr>
         <w:t>---</w:t>
       </w:r>
@@ -65,54 +61,40 @@
       <w:r>
         <w:rPr>
           <w:rFonts w:ascii="Microsoft YaHei" w:hAnsi="Microsoft YaHei" w:eastAsia="Microsoft YaHei"/>
-          <w:sz w:val="22"/>
-        </w:rPr>
-        <w:t>| 看到什么资料 | 平均水平用什么 | 离散程度用什么 | 关键词 |</w:t>
-      </w:r>
-    </w:p>
-    <w:p>
-      <w:r>
-        <w:rPr>
-          <w:rFonts w:ascii="Microsoft YaHei" w:hAnsi="Microsoft YaHei" w:eastAsia="Microsoft YaHei"/>
-          <w:sz w:val="22"/>
-        </w:rPr>
-        <w:t>|---|---|---|---|</w:t>
-      </w:r>
-    </w:p>
-    <w:p>
-      <w:r>
-        <w:rPr>
-          <w:rFonts w:ascii="Microsoft YaHei" w:hAnsi="Microsoft YaHei" w:eastAsia="Microsoft YaHei"/>
-          <w:sz w:val="22"/>
-        </w:rPr>
-        <w:t>| 近似正态分布 | 均数 | 标准差 | 对称、钟形、身高血压常见 |</w:t>
-      </w:r>
-    </w:p>
-    <w:p>
-      <w:r>
-        <w:rPr>
-          <w:rFonts w:ascii="Microsoft YaHei" w:hAnsi="Microsoft YaHei" w:eastAsia="Microsoft YaHei"/>
-          <w:sz w:val="22"/>
-        </w:rPr>
-        <w:t>| 偏态分布 | 中位数 | 四分位数间距 | 歪、极端值多、住院天数常见 |</w:t>
-      </w:r>
-    </w:p>
-    <w:p>
-      <w:r>
-        <w:rPr>
-          <w:rFonts w:ascii="Microsoft YaHei" w:hAnsi="Microsoft YaHei" w:eastAsia="Microsoft YaHei"/>
-          <w:sz w:val="22"/>
-        </w:rPr>
-        <w:t>| 滴度、效价、倍数增长 | 几何均数 | 通常不考复杂离散指标 | 1:20、1:40、1:80 |</w:t>
-      </w:r>
-    </w:p>
-    <w:p>
-      <w:r>
-        <w:rPr>
-          <w:rFonts w:ascii="Microsoft YaHei" w:hAnsi="Microsoft YaHei" w:eastAsia="Microsoft YaHei"/>
-          <w:sz w:val="22"/>
-        </w:rPr>
-        <w:t>| 单位不同或均数差很多 | 不直接比标准差 | 变异系数 CV | 身高 vs 体重 |</w:t>
+        </w:rPr>
+        <w:t>看到什么资料 | 平均水平用什么 | 离散程度用什么 | 关键词</w:t>
+      </w:r>
+    </w:p>
+    <w:p>
+      <w:r>
+        <w:rPr>
+          <w:rFonts w:ascii="Microsoft YaHei" w:hAnsi="Microsoft YaHei" w:eastAsia="Microsoft YaHei"/>
+        </w:rPr>
+        <w:t>近似正态分布 | 均数 | 标准差 | 对称、钟形、身高血压常见</w:t>
+      </w:r>
+    </w:p>
+    <w:p>
+      <w:r>
+        <w:rPr>
+          <w:rFonts w:ascii="Microsoft YaHei" w:hAnsi="Microsoft YaHei" w:eastAsia="Microsoft YaHei"/>
+        </w:rPr>
+        <w:t>偏态分布 | 中位数 | 四分位数间距 | 歪、极端值多、住院天数常见</w:t>
+      </w:r>
+    </w:p>
+    <w:p>
+      <w:r>
+        <w:rPr>
+          <w:rFonts w:ascii="Microsoft YaHei" w:hAnsi="Microsoft YaHei" w:eastAsia="Microsoft YaHei"/>
+        </w:rPr>
+        <w:t>滴度、效价、倍数增长 | 几何均数 | 通常不考复杂离散指标 | 1:20、1:40、1:80</w:t>
+      </w:r>
+    </w:p>
+    <w:p>
+      <w:r>
+        <w:rPr>
+          <w:rFonts w:ascii="Microsoft YaHei" w:hAnsi="Microsoft YaHei" w:eastAsia="Microsoft YaHei"/>
+        </w:rPr>
+        <w:t>单位不同或均数差很多 | 不直接比标准差 | 变异系数 CV | 身高 vs 体重</w:t>
       </w:r>
     </w:p>
     <w:p/>
@@ -120,7 +102,6 @@
       <w:r>
         <w:rPr>
           <w:rFonts w:ascii="Microsoft YaHei" w:hAnsi="Microsoft YaHei" w:eastAsia="Microsoft YaHei"/>
-          <w:sz w:val="22"/>
         </w:rPr>
         <w:t>今天选择题里，大部分题其实都在考这张表。</w:t>
       </w:r>
@@ -130,7 +111,6 @@
       <w:r>
         <w:rPr>
           <w:rFonts w:ascii="Microsoft YaHei" w:hAnsi="Microsoft YaHei" w:eastAsia="Microsoft YaHei"/>
-          <w:sz w:val="22"/>
         </w:rPr>
         <w:t>---</w:t>
       </w:r>
@@ -149,7 +129,6 @@
       <w:r>
         <w:rPr>
           <w:rFonts w:ascii="Microsoft YaHei" w:hAnsi="Microsoft YaHei" w:eastAsia="Microsoft YaHei"/>
-          <w:sz w:val="22"/>
         </w:rPr>
         <w:t>计量资料就是“可以测量出具体数值，而且数值大小有实际意义”的资料。</w:t>
       </w:r>
@@ -159,7 +138,6 @@
       <w:r>
         <w:rPr>
           <w:rFonts w:ascii="Microsoft YaHei" w:hAnsi="Microsoft YaHei" w:eastAsia="Microsoft YaHei"/>
-          <w:sz w:val="22"/>
         </w:rPr>
         <w:t>常见例子：</w:t>
       </w:r>
@@ -172,7 +150,6 @@
       <w:r>
         <w:rPr>
           <w:rFonts w:ascii="Microsoft YaHei" w:hAnsi="Microsoft YaHei" w:eastAsia="Microsoft YaHei"/>
-          <w:sz w:val="22"/>
         </w:rPr>
         <w:t>身高：162 cm、170 cm</w:t>
       </w:r>
@@ -184,7 +161,6 @@
       <w:r>
         <w:rPr>
           <w:rFonts w:ascii="Microsoft YaHei" w:hAnsi="Microsoft YaHei" w:eastAsia="Microsoft YaHei"/>
-          <w:sz w:val="22"/>
         </w:rPr>
         <w:t>体重：50 kg、65 kg</w:t>
       </w:r>
@@ -196,7 +172,6 @@
       <w:r>
         <w:rPr>
           <w:rFonts w:ascii="Microsoft YaHei" w:hAnsi="Microsoft YaHei" w:eastAsia="Microsoft YaHei"/>
-          <w:sz w:val="22"/>
         </w:rPr>
         <w:t>血压：120 mmHg、135 mmHg</w:t>
       </w:r>
@@ -208,7 +183,6 @@
       <w:r>
         <w:rPr>
           <w:rFonts w:ascii="Microsoft YaHei" w:hAnsi="Microsoft YaHei" w:eastAsia="Microsoft YaHei"/>
-          <w:sz w:val="22"/>
         </w:rPr>
         <w:t>血糖：5.2 mmol/L、7.8 mmol/L</w:t>
       </w:r>
@@ -220,7 +194,6 @@
       <w:r>
         <w:rPr>
           <w:rFonts w:ascii="Microsoft YaHei" w:hAnsi="Microsoft YaHei" w:eastAsia="Microsoft YaHei"/>
-          <w:sz w:val="22"/>
         </w:rPr>
         <w:t>住院天数：3天、7天、20天</w:t>
       </w:r>
@@ -230,7 +203,6 @@
       <w:r>
         <w:rPr>
           <w:rFonts w:ascii="Microsoft YaHei" w:hAnsi="Microsoft YaHei" w:eastAsia="Microsoft YaHei"/>
-          <w:sz w:val="22"/>
         </w:rPr>
         <w:t>不是计量资料的例子：</w:t>
       </w:r>
@@ -243,7 +215,6 @@
       <w:r>
         <w:rPr>
           <w:rFonts w:ascii="Microsoft YaHei" w:hAnsi="Microsoft YaHei" w:eastAsia="Microsoft YaHei"/>
-          <w:sz w:val="22"/>
         </w:rPr>
         <w:t>性别：男、女，这是分类资料</w:t>
       </w:r>
@@ -255,7 +226,6 @@
       <w:r>
         <w:rPr>
           <w:rFonts w:ascii="Microsoft YaHei" w:hAnsi="Microsoft YaHei" w:eastAsia="Microsoft YaHei"/>
-          <w:sz w:val="22"/>
         </w:rPr>
         <w:t>血型：A、B、O、AB，这是分类资料</w:t>
       </w:r>
@@ -267,7 +237,6 @@
       <w:r>
         <w:rPr>
           <w:rFonts w:ascii="Microsoft YaHei" w:hAnsi="Microsoft YaHei" w:eastAsia="Microsoft YaHei"/>
-          <w:sz w:val="22"/>
         </w:rPr>
         <w:t>疗效：无效、好转、显效，这是等级资料</w:t>
       </w:r>
@@ -277,7 +246,6 @@
       <w:r>
         <w:rPr>
           <w:rFonts w:ascii="Microsoft YaHei" w:hAnsi="Microsoft YaHei" w:eastAsia="Microsoft YaHei"/>
-          <w:sz w:val="22"/>
         </w:rPr>
         <w:t>考试第一步：先判断资料类型。今天只处理计量资料。</w:t>
       </w:r>
@@ -287,7 +255,6 @@
       <w:r>
         <w:rPr>
           <w:rFonts w:ascii="Microsoft YaHei" w:hAnsi="Microsoft YaHei" w:eastAsia="Microsoft YaHei"/>
-          <w:sz w:val="22"/>
         </w:rPr>
         <w:t>---</w:t>
       </w:r>
@@ -306,7 +273,6 @@
       <w:r>
         <w:rPr>
           <w:rFonts w:ascii="Microsoft YaHei" w:hAnsi="Microsoft YaHei" w:eastAsia="Microsoft YaHei"/>
-          <w:sz w:val="22"/>
         </w:rPr>
         <w:t>集中趋势就是问：这组数据大概集中在哪个位置。</w:t>
       </w:r>
@@ -325,7 +291,6 @@
       <w:r>
         <w:rPr>
           <w:rFonts w:ascii="Microsoft YaHei" w:hAnsi="Microsoft YaHei" w:eastAsia="Microsoft YaHei"/>
-          <w:sz w:val="22"/>
         </w:rPr>
         <w:t>均数就是平时说的平均数。</w:t>
       </w:r>
@@ -335,7 +300,6 @@
       <w:r>
         <w:rPr>
           <w:rFonts w:ascii="Microsoft YaHei" w:hAnsi="Microsoft YaHei" w:eastAsia="Microsoft YaHei"/>
-          <w:sz w:val="22"/>
         </w:rPr>
         <w:t>公式不用死背，意思是：</w:t>
       </w:r>
@@ -345,7 +309,6 @@
       <w:r>
         <w:rPr>
           <w:rFonts w:ascii="Microsoft YaHei" w:hAnsi="Microsoft YaHei" w:eastAsia="Microsoft YaHei"/>
-          <w:sz w:val="22"/>
         </w:rPr>
         <w:t>`均数 = 所有观察值加起来 / 观察值个数`</w:t>
       </w:r>
@@ -355,7 +318,6 @@
       <w:r>
         <w:rPr>
           <w:rFonts w:ascii="Microsoft YaHei" w:hAnsi="Microsoft YaHei" w:eastAsia="Microsoft YaHei"/>
-          <w:sz w:val="22"/>
         </w:rPr>
         <w:t>什么时候用：</w:t>
       </w:r>
@@ -368,7 +330,6 @@
       <w:r>
         <w:rPr>
           <w:rFonts w:ascii="Microsoft YaHei" w:hAnsi="Microsoft YaHei" w:eastAsia="Microsoft YaHei"/>
-          <w:sz w:val="22"/>
         </w:rPr>
         <w:t>数据近似正态分布</w:t>
       </w:r>
@@ -380,7 +341,6 @@
       <w:r>
         <w:rPr>
           <w:rFonts w:ascii="Microsoft YaHei" w:hAnsi="Microsoft YaHei" w:eastAsia="Microsoft YaHei"/>
-          <w:sz w:val="22"/>
         </w:rPr>
         <w:t>数据比较对称</w:t>
       </w:r>
@@ -392,7 +352,6 @@
       <w:r>
         <w:rPr>
           <w:rFonts w:ascii="Microsoft YaHei" w:hAnsi="Microsoft YaHei" w:eastAsia="Microsoft YaHei"/>
-          <w:sz w:val="22"/>
         </w:rPr>
         <w:t>极端值不明显</w:t>
       </w:r>
@@ -402,7 +361,6 @@
       <w:r>
         <w:rPr>
           <w:rFonts w:ascii="Microsoft YaHei" w:hAnsi="Microsoft YaHei" w:eastAsia="Microsoft YaHei"/>
-          <w:sz w:val="22"/>
         </w:rPr>
         <w:t>例子：</w:t>
       </w:r>
@@ -412,7 +370,6 @@
       <w:r>
         <w:rPr>
           <w:rFonts w:ascii="Microsoft YaHei" w:hAnsi="Microsoft YaHei" w:eastAsia="Microsoft YaHei"/>
-          <w:sz w:val="22"/>
         </w:rPr>
         <w:t>5个人身高：160、162、165、168、170 cm</w:t>
       </w:r>
@@ -421,7 +378,6 @@
       <w:r>
         <w:rPr>
           <w:rFonts w:ascii="Microsoft YaHei" w:hAnsi="Microsoft YaHei" w:eastAsia="Microsoft YaHei"/>
-          <w:sz w:val="22"/>
         </w:rPr>
         <w:t>这些数比较对称，可以用均数描述平均身高。</w:t>
       </w:r>
@@ -431,7 +387,6 @@
       <w:r>
         <w:rPr>
           <w:rFonts w:ascii="Microsoft YaHei" w:hAnsi="Microsoft YaHei" w:eastAsia="Microsoft YaHei"/>
-          <w:sz w:val="22"/>
         </w:rPr>
         <w:t>考试提醒：</w:t>
       </w:r>
@@ -444,7 +399,6 @@
       <w:r>
         <w:rPr>
           <w:rFonts w:ascii="Microsoft YaHei" w:hAnsi="Microsoft YaHei" w:eastAsia="Microsoft YaHei"/>
-          <w:sz w:val="22"/>
         </w:rPr>
         <w:t>“正态分布”“近似正态分布”“对称分布”常常提示用均数。</w:t>
       </w:r>
@@ -456,7 +410,6 @@
       <w:r>
         <w:rPr>
           <w:rFonts w:ascii="Microsoft YaHei" w:hAnsi="Microsoft YaHei" w:eastAsia="Microsoft YaHei"/>
-          <w:sz w:val="22"/>
         </w:rPr>
         <w:t>均数容易受极端值影响。</w:t>
       </w:r>
@@ -475,7 +428,6 @@
       <w:r>
         <w:rPr>
           <w:rFonts w:ascii="Microsoft YaHei" w:hAnsi="Microsoft YaHei" w:eastAsia="Microsoft YaHei"/>
-          <w:sz w:val="22"/>
         </w:rPr>
         <w:t>中位数就是把数据从小到大排队，站在最中间的那个数。</w:t>
       </w:r>
@@ -485,7 +437,6 @@
       <w:r>
         <w:rPr>
           <w:rFonts w:ascii="Microsoft YaHei" w:hAnsi="Microsoft YaHei" w:eastAsia="Microsoft YaHei"/>
-          <w:sz w:val="22"/>
         </w:rPr>
         <w:t>例子：</w:t>
       </w:r>
@@ -495,7 +446,6 @@
       <w:r>
         <w:rPr>
           <w:rFonts w:ascii="Microsoft YaHei" w:hAnsi="Microsoft YaHei" w:eastAsia="Microsoft YaHei"/>
-          <w:sz w:val="22"/>
         </w:rPr>
         <w:t>数据：3、5、7、9、100</w:t>
       </w:r>
@@ -504,7 +454,6 @@
       <w:r>
         <w:rPr>
           <w:rFonts w:ascii="Microsoft YaHei" w:hAnsi="Microsoft YaHei" w:eastAsia="Microsoft YaHei"/>
-          <w:sz w:val="22"/>
         </w:rPr>
         <w:t>中位数是 7。</w:t>
       </w:r>
@@ -513,7 +462,6 @@
       <w:r>
         <w:rPr>
           <w:rFonts w:ascii="Microsoft YaHei" w:hAnsi="Microsoft YaHei" w:eastAsia="Microsoft YaHei"/>
-          <w:sz w:val="22"/>
         </w:rPr>
         <w:t>均数是 24.8，明显被 100 拉大了。</w:t>
       </w:r>
@@ -523,7 +471,6 @@
       <w:r>
         <w:rPr>
           <w:rFonts w:ascii="Microsoft YaHei" w:hAnsi="Microsoft YaHei" w:eastAsia="Microsoft YaHei"/>
-          <w:sz w:val="22"/>
         </w:rPr>
         <w:t>什么时候用：</w:t>
       </w:r>
@@ -536,7 +483,6 @@
       <w:r>
         <w:rPr>
           <w:rFonts w:ascii="Microsoft YaHei" w:hAnsi="Microsoft YaHei" w:eastAsia="Microsoft YaHei"/>
-          <w:sz w:val="22"/>
         </w:rPr>
         <w:t>偏态分布</w:t>
       </w:r>
@@ -548,7 +494,6 @@
       <w:r>
         <w:rPr>
           <w:rFonts w:ascii="Microsoft YaHei" w:hAnsi="Microsoft YaHei" w:eastAsia="Microsoft YaHei"/>
-          <w:sz w:val="22"/>
         </w:rPr>
         <w:t>有极端值</w:t>
       </w:r>
@@ -560,7 +505,6 @@
       <w:r>
         <w:rPr>
           <w:rFonts w:ascii="Microsoft YaHei" w:hAnsi="Microsoft YaHei" w:eastAsia="Microsoft YaHei"/>
-          <w:sz w:val="22"/>
         </w:rPr>
         <w:t>一端或两端有不确定值</w:t>
       </w:r>
@@ -570,7 +514,6 @@
       <w:r>
         <w:rPr>
           <w:rFonts w:ascii="Microsoft YaHei" w:hAnsi="Microsoft YaHei" w:eastAsia="Microsoft YaHei"/>
-          <w:sz w:val="22"/>
         </w:rPr>
         <w:t>考试提醒：</w:t>
       </w:r>
@@ -583,7 +526,6 @@
       <w:r>
         <w:rPr>
           <w:rFonts w:ascii="Microsoft YaHei" w:hAnsi="Microsoft YaHei" w:eastAsia="Microsoft YaHei"/>
-          <w:sz w:val="22"/>
         </w:rPr>
         <w:t>“偏态分布”常常选中位数。</w:t>
       </w:r>
@@ -595,7 +537,6 @@
       <w:r>
         <w:rPr>
           <w:rFonts w:ascii="Microsoft YaHei" w:hAnsi="Microsoft YaHei" w:eastAsia="Microsoft YaHei"/>
-          <w:sz w:val="22"/>
         </w:rPr>
         <w:t>“一端有不确定数值”，比如“大于100”“小于5”，常用中位数。</w:t>
       </w:r>
@@ -614,7 +555,6 @@
       <w:r>
         <w:rPr>
           <w:rFonts w:ascii="Microsoft YaHei" w:hAnsi="Microsoft YaHei" w:eastAsia="Microsoft YaHei"/>
-          <w:sz w:val="22"/>
         </w:rPr>
         <w:t>几何均数常用于倍数关系明显的数据。</w:t>
       </w:r>
@@ -624,7 +564,6 @@
       <w:r>
         <w:rPr>
           <w:rFonts w:ascii="Microsoft YaHei" w:hAnsi="Microsoft YaHei" w:eastAsia="Microsoft YaHei"/>
-          <w:sz w:val="22"/>
         </w:rPr>
         <w:t>最常见考法：</w:t>
       </w:r>
@@ -637,7 +576,6 @@
       <w:r>
         <w:rPr>
           <w:rFonts w:ascii="Microsoft YaHei" w:hAnsi="Microsoft YaHei" w:eastAsia="Microsoft YaHei"/>
-          <w:sz w:val="22"/>
         </w:rPr>
         <w:t>血清滴度</w:t>
       </w:r>
@@ -649,7 +587,6 @@
       <w:r>
         <w:rPr>
           <w:rFonts w:ascii="Microsoft YaHei" w:hAnsi="Microsoft YaHei" w:eastAsia="Microsoft YaHei"/>
-          <w:sz w:val="22"/>
         </w:rPr>
         <w:t>抗体效价</w:t>
       </w:r>
@@ -661,7 +598,6 @@
       <w:r>
         <w:rPr>
           <w:rFonts w:ascii="Microsoft YaHei" w:hAnsi="Microsoft YaHei" w:eastAsia="Microsoft YaHei"/>
-          <w:sz w:val="22"/>
         </w:rPr>
         <w:t>资料呈等比数列变化</w:t>
       </w:r>
@@ -671,7 +607,6 @@
       <w:r>
         <w:rPr>
           <w:rFonts w:ascii="Microsoft YaHei" w:hAnsi="Microsoft YaHei" w:eastAsia="Microsoft YaHei"/>
-          <w:sz w:val="22"/>
         </w:rPr>
         <w:t>例子：</w:t>
       </w:r>
@@ -681,7 +616,6 @@
       <w:r>
         <w:rPr>
           <w:rFonts w:ascii="Microsoft YaHei" w:hAnsi="Microsoft YaHei" w:eastAsia="Microsoft YaHei"/>
-          <w:sz w:val="22"/>
         </w:rPr>
         <w:t>1:20、1:40、1:80、1:160</w:t>
       </w:r>
@@ -690,7 +624,6 @@
       <w:r>
         <w:rPr>
           <w:rFonts w:ascii="Microsoft YaHei" w:hAnsi="Microsoft YaHei" w:eastAsia="Microsoft YaHei"/>
-          <w:sz w:val="22"/>
         </w:rPr>
         <w:t>这些不是普通加减关系，而是每次乘 2，所以用几何均数。</w:t>
       </w:r>
@@ -700,7 +633,6 @@
       <w:r>
         <w:rPr>
           <w:rFonts w:ascii="Microsoft YaHei" w:hAnsi="Microsoft YaHei" w:eastAsia="Microsoft YaHei"/>
-          <w:sz w:val="22"/>
         </w:rPr>
         <w:t>考试提醒：</w:t>
       </w:r>
@@ -710,7 +642,6 @@
       <w:r>
         <w:rPr>
           <w:rFonts w:ascii="Microsoft YaHei" w:hAnsi="Microsoft YaHei" w:eastAsia="Microsoft YaHei"/>
-          <w:sz w:val="22"/>
         </w:rPr>
         <w:t>看到“滴度”“效价”“倍数”“对数正态”，优先想到几何均数。</w:t>
       </w:r>
@@ -720,7 +651,6 @@
       <w:r>
         <w:rPr>
           <w:rFonts w:ascii="Microsoft YaHei" w:hAnsi="Microsoft YaHei" w:eastAsia="Microsoft YaHei"/>
-          <w:sz w:val="22"/>
         </w:rPr>
         <w:t>---</w:t>
       </w:r>
@@ -739,7 +669,6 @@
       <w:r>
         <w:rPr>
           <w:rFonts w:ascii="Microsoft YaHei" w:hAnsi="Microsoft YaHei" w:eastAsia="Microsoft YaHei"/>
-          <w:sz w:val="22"/>
         </w:rPr>
         <w:t>离散趋势不是问平均水平，而是问数据之间差异大不大。</w:t>
       </w:r>
@@ -758,7 +687,6 @@
       <w:r>
         <w:rPr>
           <w:rFonts w:ascii="Microsoft YaHei" w:hAnsi="Microsoft YaHei" w:eastAsia="Microsoft YaHei"/>
-          <w:sz w:val="22"/>
         </w:rPr>
         <w:t>标准差表示数据围绕均数波动的大小。</w:t>
       </w:r>
@@ -768,7 +696,6 @@
       <w:r>
         <w:rPr>
           <w:rFonts w:ascii="Microsoft YaHei" w:hAnsi="Microsoft YaHei" w:eastAsia="Microsoft YaHei"/>
-          <w:sz w:val="22"/>
         </w:rPr>
         <w:t>你可以这样理解：</w:t>
       </w:r>
@@ -781,7 +708,6 @@
       <w:r>
         <w:rPr>
           <w:rFonts w:ascii="Microsoft YaHei" w:hAnsi="Microsoft YaHei" w:eastAsia="Microsoft YaHei"/>
-          <w:sz w:val="22"/>
         </w:rPr>
         <w:t>标准差小：大家离均数近，数据整齐</w:t>
       </w:r>
@@ -793,7 +719,6 @@
       <w:r>
         <w:rPr>
           <w:rFonts w:ascii="Microsoft YaHei" w:hAnsi="Microsoft YaHei" w:eastAsia="Microsoft YaHei"/>
-          <w:sz w:val="22"/>
         </w:rPr>
         <w:t>标准差大：大家离均数远，数据分散</w:t>
       </w:r>
@@ -803,7 +728,6 @@
       <w:r>
         <w:rPr>
           <w:rFonts w:ascii="Microsoft YaHei" w:hAnsi="Microsoft YaHei" w:eastAsia="Microsoft YaHei"/>
-          <w:sz w:val="22"/>
         </w:rPr>
         <w:t>什么时候用：</w:t>
       </w:r>
@@ -816,7 +740,6 @@
       <w:r>
         <w:rPr>
           <w:rFonts w:ascii="Microsoft YaHei" w:hAnsi="Microsoft YaHei" w:eastAsia="Microsoft YaHei"/>
-          <w:sz w:val="22"/>
         </w:rPr>
         <w:t>正态或近似正态分布</w:t>
       </w:r>
@@ -828,7 +751,6 @@
       <w:r>
         <w:rPr>
           <w:rFonts w:ascii="Microsoft YaHei" w:hAnsi="Microsoft YaHei" w:eastAsia="Microsoft YaHei"/>
-          <w:sz w:val="22"/>
         </w:rPr>
         <w:t>常和均数一起出现：`均数 ± 标准差`</w:t>
       </w:r>
@@ -838,7 +760,6 @@
       <w:r>
         <w:rPr>
           <w:rFonts w:ascii="Microsoft YaHei" w:hAnsi="Microsoft YaHei" w:eastAsia="Microsoft YaHei"/>
-          <w:sz w:val="22"/>
         </w:rPr>
         <w:t>考试提醒：</w:t>
       </w:r>
@@ -851,7 +772,6 @@
       <w:r>
         <w:rPr>
           <w:rFonts w:ascii="Microsoft YaHei" w:hAnsi="Microsoft YaHei" w:eastAsia="Microsoft YaHei"/>
-          <w:sz w:val="22"/>
         </w:rPr>
         <w:t>标准差反映全部观察值的离散程度。</w:t>
       </w:r>
@@ -863,7 +783,6 @@
       <w:r>
         <w:rPr>
           <w:rFonts w:ascii="Microsoft YaHei" w:hAnsi="Microsoft YaHei" w:eastAsia="Microsoft YaHei"/>
-          <w:sz w:val="22"/>
         </w:rPr>
         <w:t>标准差越大，均数代表性越差。</w:t>
       </w:r>
@@ -875,7 +794,6 @@
       <w:r>
         <w:rPr>
           <w:rFonts w:ascii="Microsoft YaHei" w:hAnsi="Microsoft YaHei" w:eastAsia="Microsoft YaHei"/>
-          <w:sz w:val="22"/>
         </w:rPr>
         <w:t>“标准差不会小于均数”这句话是错的。标准差可以大于、小于或等于均数，没有固定关系。</w:t>
       </w:r>
@@ -894,7 +812,6 @@
       <w:r>
         <w:rPr>
           <w:rFonts w:ascii="Microsoft YaHei" w:hAnsi="Microsoft YaHei" w:eastAsia="Microsoft YaHei"/>
-          <w:sz w:val="22"/>
         </w:rPr>
         <w:t>四分位数间距常写作 IQR。</w:t>
       </w:r>
@@ -904,7 +821,6 @@
       <w:r>
         <w:rPr>
           <w:rFonts w:ascii="Microsoft YaHei" w:hAnsi="Microsoft YaHei" w:eastAsia="Microsoft YaHei"/>
-          <w:sz w:val="22"/>
         </w:rPr>
         <w:t>它表示中间 50% 数据的范围，受极端值影响小。</w:t>
       </w:r>
@@ -914,7 +830,6 @@
       <w:r>
         <w:rPr>
           <w:rFonts w:ascii="Microsoft YaHei" w:hAnsi="Microsoft YaHei" w:eastAsia="Microsoft YaHei"/>
-          <w:sz w:val="22"/>
         </w:rPr>
         <w:t>什么时候用：</w:t>
       </w:r>
@@ -927,7 +842,6 @@
       <w:r>
         <w:rPr>
           <w:rFonts w:ascii="Microsoft YaHei" w:hAnsi="Microsoft YaHei" w:eastAsia="Microsoft YaHei"/>
-          <w:sz w:val="22"/>
         </w:rPr>
         <w:t>偏态分布</w:t>
       </w:r>
@@ -939,7 +853,6 @@
       <w:r>
         <w:rPr>
           <w:rFonts w:ascii="Microsoft YaHei" w:hAnsi="Microsoft YaHei" w:eastAsia="Microsoft YaHei"/>
-          <w:sz w:val="22"/>
         </w:rPr>
         <w:t>极端值明显</w:t>
       </w:r>
@@ -951,7 +864,6 @@
       <w:r>
         <w:rPr>
           <w:rFonts w:ascii="Microsoft YaHei" w:hAnsi="Microsoft YaHei" w:eastAsia="Microsoft YaHei"/>
-          <w:sz w:val="22"/>
         </w:rPr>
         <w:t>和中位数搭配使用</w:t>
       </w:r>
@@ -961,7 +873,6 @@
       <w:r>
         <w:rPr>
           <w:rFonts w:ascii="Microsoft YaHei" w:hAnsi="Microsoft YaHei" w:eastAsia="Microsoft YaHei"/>
-          <w:sz w:val="22"/>
         </w:rPr>
         <w:t>考试提醒：</w:t>
       </w:r>
@@ -974,7 +885,6 @@
       <w:r>
         <w:rPr>
           <w:rFonts w:ascii="Microsoft YaHei" w:hAnsi="Microsoft YaHei" w:eastAsia="Microsoft YaHei"/>
-          <w:sz w:val="22"/>
         </w:rPr>
         <w:t>偏态分布：中位数 + 四分位数间距</w:t>
       </w:r>
@@ -986,7 +896,6 @@
       <w:r>
         <w:rPr>
           <w:rFonts w:ascii="Microsoft YaHei" w:hAnsi="Microsoft YaHei" w:eastAsia="Microsoft YaHei"/>
-          <w:sz w:val="22"/>
         </w:rPr>
         <w:t>正态分布：均数 + 标准差</w:t>
       </w:r>
@@ -1005,7 +914,6 @@
       <w:r>
         <w:rPr>
           <w:rFonts w:ascii="Microsoft YaHei" w:hAnsi="Microsoft YaHei" w:eastAsia="Microsoft YaHei"/>
-          <w:sz w:val="22"/>
         </w:rPr>
         <w:t>变异系数用于比较“相对离散程度”。</w:t>
       </w:r>
@@ -1015,7 +923,6 @@
       <w:r>
         <w:rPr>
           <w:rFonts w:ascii="Microsoft YaHei" w:hAnsi="Microsoft YaHei" w:eastAsia="Microsoft YaHei"/>
-          <w:sz w:val="22"/>
         </w:rPr>
         <w:t>公式：</w:t>
       </w:r>
@@ -1025,7 +932,6 @@
       <w:r>
         <w:rPr>
           <w:rFonts w:ascii="Microsoft YaHei" w:hAnsi="Microsoft YaHei" w:eastAsia="Microsoft YaHei"/>
-          <w:sz w:val="22"/>
         </w:rPr>
         <w:t>`CV = 标准差 / 均数 × 100%`</w:t>
       </w:r>
@@ -1035,7 +941,6 @@
       <w:r>
         <w:rPr>
           <w:rFonts w:ascii="Microsoft YaHei" w:hAnsi="Microsoft YaHei" w:eastAsia="Microsoft YaHei"/>
-          <w:sz w:val="22"/>
         </w:rPr>
         <w:t>什么时候用：</w:t>
       </w:r>
@@ -1048,7 +953,6 @@
       <w:r>
         <w:rPr>
           <w:rFonts w:ascii="Microsoft YaHei" w:hAnsi="Microsoft YaHei" w:eastAsia="Microsoft YaHei"/>
-          <w:sz w:val="22"/>
         </w:rPr>
         <w:t>两组数据单位不同</w:t>
       </w:r>
@@ -1060,7 +964,6 @@
       <w:r>
         <w:rPr>
           <w:rFonts w:ascii="Microsoft YaHei" w:hAnsi="Microsoft YaHei" w:eastAsia="Microsoft YaHei"/>
-          <w:sz w:val="22"/>
         </w:rPr>
         <w:t>两组数据均数相差很大</w:t>
       </w:r>
@@ -1070,7 +973,6 @@
       <w:r>
         <w:rPr>
           <w:rFonts w:ascii="Microsoft YaHei" w:hAnsi="Microsoft YaHei" w:eastAsia="Microsoft YaHei"/>
-          <w:sz w:val="22"/>
         </w:rPr>
         <w:t>例子：</w:t>
       </w:r>
@@ -1080,7 +982,6 @@
       <w:r>
         <w:rPr>
           <w:rFonts w:ascii="Microsoft YaHei" w:hAnsi="Microsoft YaHei" w:eastAsia="Microsoft YaHei"/>
-          <w:sz w:val="22"/>
         </w:rPr>
         <w:t>身高标准差 4.10 cm，体重标准差 4.10 kg。</w:t>
       </w:r>
@@ -1089,7 +990,6 @@
       <w:r>
         <w:rPr>
           <w:rFonts w:ascii="Microsoft YaHei" w:hAnsi="Microsoft YaHei" w:eastAsia="Microsoft YaHei"/>
-          <w:sz w:val="22"/>
         </w:rPr>
         <w:t>虽然数字都是 4.10，但单位不同，不能直接说谁变异更大。应该用 CV。</w:t>
       </w:r>
@@ -1099,7 +999,6 @@
       <w:r>
         <w:rPr>
           <w:rFonts w:ascii="Microsoft YaHei" w:hAnsi="Microsoft YaHei" w:eastAsia="Microsoft YaHei"/>
-          <w:sz w:val="22"/>
         </w:rPr>
         <w:t>考试提醒：</w:t>
       </w:r>
@@ -1112,7 +1011,6 @@
       <w:r>
         <w:rPr>
           <w:rFonts w:ascii="Microsoft YaHei" w:hAnsi="Microsoft YaHei" w:eastAsia="Microsoft YaHei"/>
-          <w:sz w:val="22"/>
         </w:rPr>
         <w:t>“比较身高和体重变异度”选变异系数。</w:t>
       </w:r>
@@ -1124,7 +1022,6 @@
       <w:r>
         <w:rPr>
           <w:rFonts w:ascii="Microsoft YaHei" w:hAnsi="Microsoft YaHei" w:eastAsia="Microsoft YaHei"/>
-          <w:sz w:val="22"/>
         </w:rPr>
         <w:t>CV 没有单位。</w:t>
       </w:r>
@@ -1136,7 +1033,6 @@
       <w:r>
         <w:rPr>
           <w:rFonts w:ascii="Microsoft YaHei" w:hAnsi="Microsoft YaHei" w:eastAsia="Microsoft YaHei"/>
-          <w:sz w:val="22"/>
         </w:rPr>
         <w:t>CV 表示变量值的相对离散度。</w:t>
       </w:r>
@@ -1146,7 +1042,6 @@
       <w:r>
         <w:rPr>
           <w:rFonts w:ascii="Microsoft YaHei" w:hAnsi="Microsoft YaHei" w:eastAsia="Microsoft YaHei"/>
-          <w:sz w:val="22"/>
         </w:rPr>
         <w:t>---</w:t>
       </w:r>
@@ -1165,7 +1060,6 @@
       <w:r>
         <w:rPr>
           <w:rFonts w:ascii="Microsoft YaHei" w:hAnsi="Microsoft YaHei" w:eastAsia="Microsoft YaHei"/>
-          <w:sz w:val="22"/>
         </w:rPr>
         <w:t>正态分布的图像像一个对称的钟。</w:t>
       </w:r>
@@ -1175,7 +1069,6 @@
       <w:r>
         <w:rPr>
           <w:rFonts w:ascii="Microsoft YaHei" w:hAnsi="Microsoft YaHei" w:eastAsia="Microsoft YaHei"/>
-          <w:sz w:val="22"/>
         </w:rPr>
         <w:t>特点：</w:t>
       </w:r>
@@ -1188,7 +1081,6 @@
       <w:r>
         <w:rPr>
           <w:rFonts w:ascii="Microsoft YaHei" w:hAnsi="Microsoft YaHei" w:eastAsia="Microsoft YaHei"/>
-          <w:sz w:val="22"/>
         </w:rPr>
         <w:t>中间高，两边低</w:t>
       </w:r>
@@ -1200,7 +1092,6 @@
       <w:r>
         <w:rPr>
           <w:rFonts w:ascii="Microsoft YaHei" w:hAnsi="Microsoft YaHei" w:eastAsia="Microsoft YaHei"/>
-          <w:sz w:val="22"/>
         </w:rPr>
         <w:t>左右对称</w:t>
       </w:r>
@@ -1212,7 +1103,6 @@
       <w:r>
         <w:rPr>
           <w:rFonts w:ascii="Microsoft YaHei" w:hAnsi="Microsoft YaHei" w:eastAsia="Microsoft YaHei"/>
-          <w:sz w:val="22"/>
         </w:rPr>
         <w:t>均数 = 中位数</w:t>
       </w:r>
@@ -1224,7 +1114,6 @@
       <w:r>
         <w:rPr>
           <w:rFonts w:ascii="Microsoft YaHei" w:hAnsi="Microsoft YaHei" w:eastAsia="Microsoft YaHei"/>
-          <w:sz w:val="22"/>
         </w:rPr>
         <w:t>均数附近人数最多</w:t>
       </w:r>
@@ -1234,7 +1123,6 @@
       <w:r>
         <w:rPr>
           <w:rFonts w:ascii="Microsoft YaHei" w:hAnsi="Microsoft YaHei" w:eastAsia="Microsoft YaHei"/>
-          <w:sz w:val="22"/>
         </w:rPr>
         <w:t>标准正态分布：</w:t>
       </w:r>
@@ -1247,7 +1135,6 @@
       <w:r>
         <w:rPr>
           <w:rFonts w:ascii="Microsoft YaHei" w:hAnsi="Microsoft YaHei" w:eastAsia="Microsoft YaHei"/>
-          <w:sz w:val="22"/>
         </w:rPr>
         <w:t>均数是 0</w:t>
       </w:r>
@@ -1259,7 +1146,6 @@
       <w:r>
         <w:rPr>
           <w:rFonts w:ascii="Microsoft YaHei" w:hAnsi="Microsoft YaHei" w:eastAsia="Microsoft YaHei"/>
-          <w:sz w:val="22"/>
         </w:rPr>
         <w:t>标准差是 1</w:t>
       </w:r>
@@ -1269,7 +1155,6 @@
       <w:r>
         <w:rPr>
           <w:rFonts w:ascii="Microsoft YaHei" w:hAnsi="Microsoft YaHei" w:eastAsia="Microsoft YaHei"/>
-          <w:sz w:val="22"/>
         </w:rPr>
         <w:t>常考面积：</w:t>
       </w:r>
@@ -1282,7 +1167,6 @@
       <w:r>
         <w:rPr>
           <w:rFonts w:ascii="Microsoft YaHei" w:hAnsi="Microsoft YaHei" w:eastAsia="Microsoft YaHei"/>
-          <w:sz w:val="22"/>
         </w:rPr>
         <w:t>均数到正无穷：50%</w:t>
       </w:r>
@@ -1294,7 +1178,6 @@
       <w:r>
         <w:rPr>
           <w:rFonts w:ascii="Microsoft YaHei" w:hAnsi="Microsoft YaHei" w:eastAsia="Microsoft YaHei"/>
-          <w:sz w:val="22"/>
         </w:rPr>
         <w:t>-1.96 到 +1.96：约 95%</w:t>
       </w:r>
@@ -1306,7 +1189,6 @@
       <w:r>
         <w:rPr>
           <w:rFonts w:ascii="Microsoft YaHei" w:hAnsi="Microsoft YaHei" w:eastAsia="Microsoft YaHei"/>
-          <w:sz w:val="22"/>
         </w:rPr>
         <w:t>-1.96 到均数：约 47.5%</w:t>
       </w:r>
@@ -1316,7 +1198,6 @@
       <w:r>
         <w:rPr>
           <w:rFonts w:ascii="Microsoft YaHei" w:hAnsi="Microsoft YaHei" w:eastAsia="Microsoft YaHei"/>
-          <w:sz w:val="22"/>
         </w:rPr>
         <w:t>考试提醒：</w:t>
       </w:r>
@@ -1326,7 +1207,6 @@
       <w:r>
         <w:rPr>
           <w:rFonts w:ascii="Microsoft YaHei" w:hAnsi="Microsoft YaHei" w:eastAsia="Microsoft YaHei"/>
-          <w:sz w:val="22"/>
         </w:rPr>
         <w:t>如果题目问“均数等于中位数的是哪种分布”，选对称分布或正态分布。</w:t>
       </w:r>
@@ -1336,7 +1216,6 @@
       <w:r>
         <w:rPr>
           <w:rFonts w:ascii="Microsoft YaHei" w:hAnsi="Microsoft YaHei" w:eastAsia="Microsoft YaHei"/>
-          <w:sz w:val="22"/>
         </w:rPr>
         <w:t>---</w:t>
       </w:r>
@@ -1355,7 +1234,6 @@
       <w:r>
         <w:rPr>
           <w:rFonts w:ascii="Microsoft YaHei" w:hAnsi="Microsoft YaHei" w:eastAsia="Microsoft YaHei"/>
-          <w:sz w:val="22"/>
         </w:rPr>
         <w:t>这类题很常见，先记结论。</w:t>
       </w:r>
@@ -1374,7 +1252,6 @@
       <w:r>
         <w:rPr>
           <w:rFonts w:ascii="Microsoft YaHei" w:hAnsi="Microsoft YaHei" w:eastAsia="Microsoft YaHei"/>
-          <w:sz w:val="22"/>
         </w:rPr>
         <w:t>例子：</w:t>
       </w:r>
@@ -1384,7 +1261,6 @@
       <w:r>
         <w:rPr>
           <w:rFonts w:ascii="Microsoft YaHei" w:hAnsi="Microsoft YaHei" w:eastAsia="Microsoft YaHei"/>
-          <w:sz w:val="22"/>
         </w:rPr>
         <w:t>原数据：10、20、30</w:t>
       </w:r>
@@ -1393,7 +1269,6 @@
       <w:r>
         <w:rPr>
           <w:rFonts w:ascii="Microsoft YaHei" w:hAnsi="Microsoft YaHei" w:eastAsia="Microsoft YaHei"/>
-          <w:sz w:val="22"/>
         </w:rPr>
         <w:t>都减 5 后：5、15、25</w:t>
       </w:r>
@@ -1403,7 +1278,6 @@
       <w:r>
         <w:rPr>
           <w:rFonts w:ascii="Microsoft YaHei" w:hAnsi="Microsoft YaHei" w:eastAsia="Microsoft YaHei"/>
-          <w:sz w:val="22"/>
         </w:rPr>
         <w:t>变化：</w:t>
       </w:r>
@@ -1416,7 +1290,6 @@
       <w:r>
         <w:rPr>
           <w:rFonts w:ascii="Microsoft YaHei" w:hAnsi="Microsoft YaHei" w:eastAsia="Microsoft YaHei"/>
-          <w:sz w:val="22"/>
         </w:rPr>
         <w:t>均数会变</w:t>
       </w:r>
@@ -1428,7 +1301,6 @@
       <w:r>
         <w:rPr>
           <w:rFonts w:ascii="Microsoft YaHei" w:hAnsi="Microsoft YaHei" w:eastAsia="Microsoft YaHei"/>
-          <w:sz w:val="22"/>
         </w:rPr>
         <w:t>标准差不变</w:t>
       </w:r>
@@ -1438,7 +1310,6 @@
       <w:r>
         <w:rPr>
           <w:rFonts w:ascii="Microsoft YaHei" w:hAnsi="Microsoft YaHei" w:eastAsia="Microsoft YaHei"/>
-          <w:sz w:val="22"/>
         </w:rPr>
         <w:t>原因：</w:t>
       </w:r>
@@ -1448,7 +1319,6 @@
       <w:r>
         <w:rPr>
           <w:rFonts w:ascii="Microsoft YaHei" w:hAnsi="Microsoft YaHei" w:eastAsia="Microsoft YaHei"/>
-          <w:sz w:val="22"/>
         </w:rPr>
         <w:t>大家整体平移了，但彼此之间距离没变。</w:t>
       </w:r>
@@ -1467,7 +1337,6 @@
       <w:r>
         <w:rPr>
           <w:rFonts w:ascii="Microsoft YaHei" w:hAnsi="Microsoft YaHei" w:eastAsia="Microsoft YaHei"/>
-          <w:sz w:val="22"/>
         </w:rPr>
         <w:t>例子：</w:t>
       </w:r>
@@ -1477,7 +1346,6 @@
       <w:r>
         <w:rPr>
           <w:rFonts w:ascii="Microsoft YaHei" w:hAnsi="Microsoft YaHei" w:eastAsia="Microsoft YaHei"/>
-          <w:sz w:val="22"/>
         </w:rPr>
         <w:t>原数据：10、20、30</w:t>
       </w:r>
@@ -1486,7 +1354,6 @@
       <w:r>
         <w:rPr>
           <w:rFonts w:ascii="Microsoft YaHei" w:hAnsi="Microsoft YaHei" w:eastAsia="Microsoft YaHei"/>
-          <w:sz w:val="22"/>
         </w:rPr>
         <w:t>都乘 2 后：20、40、60</w:t>
       </w:r>
@@ -1496,7 +1363,6 @@
       <w:r>
         <w:rPr>
           <w:rFonts w:ascii="Microsoft YaHei" w:hAnsi="Microsoft YaHei" w:eastAsia="Microsoft YaHei"/>
-          <w:sz w:val="22"/>
         </w:rPr>
         <w:t>变化：</w:t>
       </w:r>
@@ -1509,7 +1375,6 @@
       <w:r>
         <w:rPr>
           <w:rFonts w:ascii="Microsoft YaHei" w:hAnsi="Microsoft YaHei" w:eastAsia="Microsoft YaHei"/>
-          <w:sz w:val="22"/>
         </w:rPr>
         <w:t>均数会变</w:t>
       </w:r>
@@ -1521,7 +1386,6 @@
       <w:r>
         <w:rPr>
           <w:rFonts w:ascii="Microsoft YaHei" w:hAnsi="Microsoft YaHei" w:eastAsia="Microsoft YaHei"/>
-          <w:sz w:val="22"/>
         </w:rPr>
         <w:t>标准差会变</w:t>
       </w:r>
@@ -1533,7 +1397,6 @@
       <w:r>
         <w:rPr>
           <w:rFonts w:ascii="Microsoft YaHei" w:hAnsi="Microsoft YaHei" w:eastAsia="Microsoft YaHei"/>
-          <w:sz w:val="22"/>
         </w:rPr>
         <w:t>变异系数不变</w:t>
       </w:r>
@@ -1543,7 +1406,6 @@
       <w:r>
         <w:rPr>
           <w:rFonts w:ascii="Microsoft YaHei" w:hAnsi="Microsoft YaHei" w:eastAsia="Microsoft YaHei"/>
-          <w:sz w:val="22"/>
         </w:rPr>
         <w:t>原因：</w:t>
       </w:r>
@@ -1553,7 +1415,6 @@
       <w:r>
         <w:rPr>
           <w:rFonts w:ascii="Microsoft YaHei" w:hAnsi="Microsoft YaHei" w:eastAsia="Microsoft YaHei"/>
-          <w:sz w:val="22"/>
         </w:rPr>
         <w:t>整体被等比例放大，均数和标准差都按比例变，但标准差 / 均数 的比例不变。</w:t>
       </w:r>
@@ -1563,7 +1424,6 @@
       <w:r>
         <w:rPr>
           <w:rFonts w:ascii="Microsoft YaHei" w:hAnsi="Microsoft YaHei" w:eastAsia="Microsoft YaHei"/>
-          <w:sz w:val="22"/>
         </w:rPr>
         <w:t>---</w:t>
       </w:r>
@@ -1582,7 +1442,6 @@
       <w:r>
         <w:rPr>
           <w:rFonts w:ascii="Microsoft YaHei" w:hAnsi="Microsoft YaHei" w:eastAsia="Microsoft YaHei"/>
-          <w:sz w:val="22"/>
         </w:rPr>
         <w:t>今天只练一个菜单：</w:t>
       </w:r>
@@ -1592,7 +1451,6 @@
       <w:r>
         <w:rPr>
           <w:rFonts w:ascii="Microsoft YaHei" w:hAnsi="Microsoft YaHei" w:eastAsia="Microsoft YaHei"/>
-          <w:sz w:val="22"/>
         </w:rPr>
         <w:t>`分析 &gt; 描述统计 &gt; 探索（Analyze &gt; Descriptive Statistics &gt; Explore）`</w:t>
       </w:r>
@@ -1602,7 +1460,6 @@
       <w:r>
         <w:rPr>
           <w:rFonts w:ascii="Microsoft YaHei" w:hAnsi="Microsoft YaHei" w:eastAsia="Microsoft YaHei"/>
-          <w:sz w:val="22"/>
         </w:rPr>
         <w:t>数据文件：</w:t>
       </w:r>
@@ -1612,7 +1469,6 @@
       <w:r>
         <w:rPr>
           <w:rFonts w:ascii="Microsoft YaHei" w:hAnsi="Microsoft YaHei" w:eastAsia="Microsoft YaHei"/>
-          <w:sz w:val="22"/>
         </w:rPr>
         <w:t>`D:\医学统计学期末冲刺复习包\05_课程讲义与教材\课程网站资料待放入\例02-01.sav`</w:t>
       </w:r>
@@ -1622,7 +1478,6 @@
       <w:r>
         <w:rPr>
           <w:rFonts w:ascii="Microsoft YaHei" w:hAnsi="Microsoft YaHei" w:eastAsia="Microsoft YaHei"/>
-          <w:sz w:val="22"/>
         </w:rPr>
         <w:t>操作顺序：</w:t>
       </w:r>
@@ -1635,7 +1490,6 @@
       <w:r>
         <w:rPr>
           <w:rFonts w:ascii="Microsoft YaHei" w:hAnsi="Microsoft YaHei" w:eastAsia="Microsoft YaHei"/>
-          <w:sz w:val="22"/>
         </w:rPr>
         <w:t>打开数据文件。</w:t>
       </w:r>
@@ -1647,7 +1501,6 @@
       <w:r>
         <w:rPr>
           <w:rFonts w:ascii="Microsoft YaHei" w:hAnsi="Microsoft YaHei" w:eastAsia="Microsoft YaHei"/>
-          <w:sz w:val="22"/>
         </w:rPr>
         <w:t>先看变量视图，确认哪个变量是计量资料。</w:t>
       </w:r>
@@ -1659,7 +1512,6 @@
       <w:r>
         <w:rPr>
           <w:rFonts w:ascii="Microsoft YaHei" w:hAnsi="Microsoft YaHei" w:eastAsia="Microsoft YaHei"/>
-          <w:sz w:val="22"/>
         </w:rPr>
         <w:t>进入 `分析 &gt; 描述统计 &gt; 探索（Analyze &gt; Descriptive Statistics &gt; Explore）`。</w:t>
       </w:r>
@@ -1671,7 +1523,6 @@
       <w:r>
         <w:rPr>
           <w:rFonts w:ascii="Microsoft YaHei" w:hAnsi="Microsoft YaHei" w:eastAsia="Microsoft YaHei"/>
-          <w:sz w:val="22"/>
         </w:rPr>
         <w:t>把计量变量放入 `因变量列表（Dependent List）`。</w:t>
       </w:r>
@@ -1683,7 +1534,6 @@
       <w:r>
         <w:rPr>
           <w:rFonts w:ascii="Microsoft YaHei" w:hAnsi="Microsoft YaHei" w:eastAsia="Microsoft YaHei"/>
-          <w:sz w:val="22"/>
         </w:rPr>
         <w:t>如果有分组变量，把分组变量放入 `因子列表（Factor List）`。</w:t>
       </w:r>
@@ -1695,7 +1545,6 @@
       <w:r>
         <w:rPr>
           <w:rFonts w:ascii="Microsoft YaHei" w:hAnsi="Microsoft YaHei" w:eastAsia="Microsoft YaHei"/>
-          <w:sz w:val="22"/>
         </w:rPr>
         <w:t>点 `图（Plots）`，勾选直方图、箱线图、正态性检验。</w:t>
       </w:r>
@@ -1707,7 +1556,6 @@
       <w:r>
         <w:rPr>
           <w:rFonts w:ascii="Microsoft YaHei" w:hAnsi="Microsoft YaHei" w:eastAsia="Microsoft YaHei"/>
-          <w:sz w:val="22"/>
         </w:rPr>
         <w:t>看输出表。</w:t>
       </w:r>
@@ -1719,7 +1567,6 @@
       <w:r>
         <w:rPr>
           <w:rFonts w:ascii="Microsoft YaHei" w:hAnsi="Microsoft YaHei" w:eastAsia="Microsoft YaHei"/>
-          <w:sz w:val="22"/>
         </w:rPr>
         <w:t>保存 1-2 张截图到 `D:\医学统计学期末冲刺复习包\04_SPSS操作\SPSS截图`。</w:t>
       </w:r>
@@ -1729,7 +1576,6 @@
       <w:r>
         <w:rPr>
           <w:rFonts w:ascii="Microsoft YaHei" w:hAnsi="Microsoft YaHei" w:eastAsia="Microsoft YaHei"/>
-          <w:sz w:val="22"/>
         </w:rPr>
         <w:t>---</w:t>
       </w:r>
@@ -1748,63 +1594,48 @@
       <w:r>
         <w:rPr>
           <w:rFonts w:ascii="Microsoft YaHei" w:hAnsi="Microsoft YaHei" w:eastAsia="Microsoft YaHei"/>
-          <w:sz w:val="22"/>
-        </w:rPr>
-        <w:t>| 输出表/图 | 英文对照 | 看什么 | 用来判断什么 |</w:t>
-      </w:r>
-    </w:p>
-    <w:p>
-      <w:r>
-        <w:rPr>
-          <w:rFonts w:ascii="Microsoft YaHei" w:hAnsi="Microsoft YaHei" w:eastAsia="Microsoft YaHei"/>
-          <w:sz w:val="22"/>
-        </w:rPr>
-        <w:t>|---|---|---|</w:t>
-      </w:r>
-    </w:p>
-    <w:p>
-      <w:r>
-        <w:rPr>
-          <w:rFonts w:ascii="Microsoft YaHei" w:hAnsi="Microsoft YaHei" w:eastAsia="Microsoft YaHei"/>
-          <w:sz w:val="22"/>
-        </w:rPr>
-        <w:t>| 描述 | Descriptives | Mean、Std. Deviation、Median | 均数、标准差、中位数 |</w:t>
-      </w:r>
-    </w:p>
-    <w:p>
-      <w:r>
-        <w:rPr>
-          <w:rFonts w:ascii="Microsoft YaHei" w:hAnsi="Microsoft YaHei" w:eastAsia="Microsoft YaHei"/>
-          <w:sz w:val="22"/>
-        </w:rPr>
-        <w:t>| 百分位数 | Percentiles | 25%、50%、75% | 四分位数 |</w:t>
-      </w:r>
-    </w:p>
-    <w:p>
-      <w:r>
-        <w:rPr>
-          <w:rFonts w:ascii="Microsoft YaHei" w:hAnsi="Microsoft YaHei" w:eastAsia="Microsoft YaHei"/>
-          <w:sz w:val="22"/>
-        </w:rPr>
-        <w:t>| 正态性检验 | Tests of Normality | Sig. / 显著性 | 是否近似正态 |</w:t>
-      </w:r>
-    </w:p>
-    <w:p>
-      <w:r>
-        <w:rPr>
-          <w:rFonts w:ascii="Microsoft YaHei" w:hAnsi="Microsoft YaHei" w:eastAsia="Microsoft YaHei"/>
-          <w:sz w:val="22"/>
-        </w:rPr>
-        <w:t>| 直方图 | Histogram | 是否钟形 | 辅助判断正态性 |</w:t>
-      </w:r>
-    </w:p>
-    <w:p>
-      <w:r>
-        <w:rPr>
-          <w:rFonts w:ascii="Microsoft YaHei" w:hAnsi="Microsoft YaHei" w:eastAsia="Microsoft YaHei"/>
-          <w:sz w:val="22"/>
-        </w:rPr>
-        <w:t>| 箱线图 | Boxplot | 是否有偏态和异常值 | 辅助判断偏态 |</w:t>
+        </w:rPr>
+        <w:t>输出表/图 | 英文对照 | 看什么 | 用来判断什么</w:t>
+      </w:r>
+    </w:p>
+    <w:p>
+      <w:r>
+        <w:rPr>
+          <w:rFonts w:ascii="Microsoft YaHei" w:hAnsi="Microsoft YaHei" w:eastAsia="Microsoft YaHei"/>
+        </w:rPr>
+        <w:t>描述 | Descriptives | Mean、Std. Deviation、Median | 均数、标准差、中位数</w:t>
+      </w:r>
+    </w:p>
+    <w:p>
+      <w:r>
+        <w:rPr>
+          <w:rFonts w:ascii="Microsoft YaHei" w:hAnsi="Microsoft YaHei" w:eastAsia="Microsoft YaHei"/>
+        </w:rPr>
+        <w:t>百分位数 | Percentiles | 25%、50%、75% | 四分位数</w:t>
+      </w:r>
+    </w:p>
+    <w:p>
+      <w:r>
+        <w:rPr>
+          <w:rFonts w:ascii="Microsoft YaHei" w:hAnsi="Microsoft YaHei" w:eastAsia="Microsoft YaHei"/>
+        </w:rPr>
+        <w:t>正态性检验 | Tests of Normality | Sig. / 显著性 | 是否近似正态</w:t>
+      </w:r>
+    </w:p>
+    <w:p>
+      <w:r>
+        <w:rPr>
+          <w:rFonts w:ascii="Microsoft YaHei" w:hAnsi="Microsoft YaHei" w:eastAsia="Microsoft YaHei"/>
+        </w:rPr>
+        <w:t>直方图 | Histogram | 是否钟形 | 辅助判断正态性</w:t>
+      </w:r>
+    </w:p>
+    <w:p>
+      <w:r>
+        <w:rPr>
+          <w:rFonts w:ascii="Microsoft YaHei" w:hAnsi="Microsoft YaHei" w:eastAsia="Microsoft YaHei"/>
+        </w:rPr>
+        <w:t>箱线图 | Boxplot | 是否有偏态和异常值 | 辅助判断偏态</w:t>
       </w:r>
     </w:p>
     <w:p/>
@@ -1812,7 +1643,6 @@
       <w:r>
         <w:rPr>
           <w:rFonts w:ascii="Microsoft YaHei" w:hAnsi="Microsoft YaHei" w:eastAsia="Microsoft YaHei"/>
-          <w:sz w:val="22"/>
         </w:rPr>
         <w:t>正态性检验怎么写：</w:t>
       </w:r>
@@ -1822,7 +1652,6 @@
       <w:r>
         <w:rPr>
           <w:rFonts w:ascii="Microsoft YaHei" w:hAnsi="Microsoft YaHei" w:eastAsia="Microsoft YaHei"/>
-          <w:sz w:val="22"/>
         </w:rPr>
         <w:t>`正态性检验 P=……。按 α=0.05 水准，P≥0.05，尚不能认为资料偏离正态分布；P&lt;0.05，认为资料不服从正态分布。`</w:t>
       </w:r>
@@ -1832,7 +1661,6 @@
       <w:r>
         <w:rPr>
           <w:rFonts w:ascii="Microsoft YaHei" w:hAnsi="Microsoft YaHei" w:eastAsia="Microsoft YaHei"/>
-          <w:sz w:val="22"/>
         </w:rPr>
         <w:t>描述统计怎么写：</w:t>
       </w:r>
@@ -1842,7 +1670,6 @@
       <w:r>
         <w:rPr>
           <w:rFonts w:ascii="Microsoft YaHei" w:hAnsi="Microsoft YaHei" w:eastAsia="Microsoft YaHei"/>
-          <w:sz w:val="22"/>
         </w:rPr>
         <w:t>`该计量资料近似正态分布，采用均数±标准差描述，结果为……。`</w:t>
       </w:r>
@@ -1852,7 +1679,6 @@
       <w:r>
         <w:rPr>
           <w:rFonts w:ascii="Microsoft YaHei" w:hAnsi="Microsoft YaHei" w:eastAsia="Microsoft YaHei"/>
-          <w:sz w:val="22"/>
         </w:rPr>
         <w:t>`该计量资料呈偏态分布，采用中位数和四分位数间距描述，结果为……。`</w:t>
       </w:r>
@@ -1862,7 +1688,6 @@
       <w:r>
         <w:rPr>
           <w:rFonts w:ascii="Microsoft YaHei" w:hAnsi="Microsoft YaHei" w:eastAsia="Microsoft YaHei"/>
-          <w:sz w:val="22"/>
         </w:rPr>
         <w:t>---</w:t>
       </w:r>
@@ -1881,7 +1706,6 @@
       <w:r>
         <w:rPr>
           <w:rFonts w:ascii="Microsoft YaHei" w:hAnsi="Microsoft YaHei" w:eastAsia="Microsoft YaHei"/>
-          <w:sz w:val="22"/>
         </w:rPr>
         <w:t>已完成 `07_选择题按章节题库.md` 中“02. 计量资料的统计描述”30题。</w:t>
       </w:r>
@@ -1891,7 +1715,6 @@
       <w:r>
         <w:rPr>
           <w:rFonts w:ascii="Microsoft YaHei" w:hAnsi="Microsoft YaHei" w:eastAsia="Microsoft YaHei"/>
-          <w:sz w:val="22"/>
         </w:rPr>
         <w:t>我的答案：</w:t>
       </w:r>
@@ -1901,7 +1724,6 @@
       <w:r>
         <w:rPr>
           <w:rFonts w:ascii="Microsoft YaHei" w:hAnsi="Microsoft YaHei" w:eastAsia="Microsoft YaHei"/>
-          <w:sz w:val="22"/>
         </w:rPr>
         <w:t>`ACBBD,DCAAE,ABEED,BCDDB,ADACA,EDDCA`</w:t>
       </w:r>
@@ -1911,7 +1733,6 @@
       <w:r>
         <w:rPr>
           <w:rFonts w:ascii="Microsoft YaHei" w:hAnsi="Microsoft YaHei" w:eastAsia="Microsoft YaHei"/>
-          <w:sz w:val="22"/>
         </w:rPr>
         <w:t>批改结果：23/30</w:t>
       </w:r>
@@ -1921,7 +1742,6 @@
       <w:r>
         <w:rPr>
           <w:rFonts w:ascii="Microsoft YaHei" w:hAnsi="Microsoft YaHei" w:eastAsia="Microsoft YaHei"/>
-          <w:sz w:val="22"/>
         </w:rPr>
         <w:t>主要薄弱点：</w:t>
       </w:r>
@@ -1934,7 +1754,6 @@
       <w:r>
         <w:rPr>
           <w:rFonts w:ascii="Microsoft YaHei" w:hAnsi="Microsoft YaHei" w:eastAsia="Microsoft YaHei"/>
-          <w:sz w:val="22"/>
         </w:rPr>
         <w:t>变异系数：什么时候用 CV，CV 表示什么，CV 有没有单位。</w:t>
       </w:r>
@@ -1946,7 +1765,6 @@
       <w:r>
         <w:rPr>
           <w:rFonts w:ascii="Microsoft YaHei" w:hAnsi="Microsoft YaHei" w:eastAsia="Microsoft YaHei"/>
-          <w:sz w:val="22"/>
         </w:rPr>
         <w:t>偏态资料：偏态资料的平均水平和变异程度分别用什么。</w:t>
       </w:r>
@@ -1958,7 +1776,6 @@
       <w:r>
         <w:rPr>
           <w:rFonts w:ascii="Microsoft YaHei" w:hAnsi="Microsoft YaHei" w:eastAsia="Microsoft YaHei"/>
-          <w:sz w:val="22"/>
         </w:rPr>
         <w:t>标准正态分布面积：0、1.96、2.58 这些位置对应的面积。</w:t>
       </w:r>
@@ -1968,7 +1785,6 @@
       <w:r>
         <w:rPr>
           <w:rFonts w:ascii="Microsoft YaHei" w:hAnsi="Microsoft YaHei" w:eastAsia="Microsoft YaHei"/>
-          <w:sz w:val="22"/>
         </w:rPr>
         <w:t>---</w:t>
       </w:r>
@@ -1996,7 +1812,6 @@
       <w:r>
         <w:rPr>
           <w:rFonts w:ascii="Microsoft YaHei" w:hAnsi="Microsoft YaHei" w:eastAsia="Microsoft YaHei"/>
-          <w:sz w:val="22"/>
         </w:rPr>
         <w:t>一句话：</w:t>
       </w:r>
@@ -2006,9 +1821,8 @@
       <w:r>
         <w:rPr>
           <w:rFonts w:ascii="Microsoft YaHei" w:hAnsi="Microsoft YaHei" w:eastAsia="Microsoft YaHei"/>
-          <w:sz w:val="22"/>
-        </w:rPr>
-        <w:t>&gt; CV 是“标准差 / 均数 × 100%”，用于比较不同单位或均数差别很大资料的相对变异程度。</w:t>
+        </w:rPr>
+        <w:t>CV 是“标准差 / 均数 × 100%”，用于比较不同单位或均数差别很大资料的相对变异程度。</w:t>
       </w:r>
     </w:p>
     <w:p/>
@@ -2016,7 +1830,6 @@
       <w:r>
         <w:rPr>
           <w:rFonts w:ascii="Microsoft YaHei" w:hAnsi="Microsoft YaHei" w:eastAsia="Microsoft YaHei"/>
-          <w:sz w:val="22"/>
         </w:rPr>
         <w:t>要点：</w:t>
       </w:r>
@@ -2029,7 +1842,6 @@
       <w:r>
         <w:rPr>
           <w:rFonts w:ascii="Microsoft YaHei" w:hAnsi="Microsoft YaHei" w:eastAsia="Microsoft YaHei"/>
-          <w:sz w:val="22"/>
         </w:rPr>
         <w:t>标准差：绝对离散程度，有单位。</w:t>
       </w:r>
@@ -2041,7 +1853,6 @@
       <w:r>
         <w:rPr>
           <w:rFonts w:ascii="Microsoft YaHei" w:hAnsi="Microsoft YaHei" w:eastAsia="Microsoft YaHei"/>
-          <w:sz w:val="22"/>
         </w:rPr>
         <w:t>CV：相对离散程度，没有单位。</w:t>
       </w:r>
@@ -2053,7 +1864,6 @@
       <w:r>
         <w:rPr>
           <w:rFonts w:ascii="Microsoft YaHei" w:hAnsi="Microsoft YaHei" w:eastAsia="Microsoft YaHei"/>
-          <w:sz w:val="22"/>
         </w:rPr>
         <w:t>身高和体重单位不同，不能直接比标准差，要比 CV。</w:t>
       </w:r>
@@ -2065,7 +1875,6 @@
       <w:r>
         <w:rPr>
           <w:rFonts w:ascii="Microsoft YaHei" w:hAnsi="Microsoft YaHei" w:eastAsia="Microsoft YaHei"/>
-          <w:sz w:val="22"/>
         </w:rPr>
         <w:t>CV 的大小不固定，可以大于 1，也可以小于 1。</w:t>
       </w:r>
@@ -2075,7 +1884,6 @@
       <w:r>
         <w:rPr>
           <w:rFonts w:ascii="Microsoft YaHei" w:hAnsi="Microsoft YaHei" w:eastAsia="Microsoft YaHei"/>
-          <w:sz w:val="22"/>
         </w:rPr>
         <w:t>容易错的说法：</w:t>
       </w:r>
@@ -2088,7 +1896,6 @@
       <w:r>
         <w:rPr>
           <w:rFonts w:ascii="Microsoft YaHei" w:hAnsi="Microsoft YaHei" w:eastAsia="Microsoft YaHei"/>
-          <w:sz w:val="22"/>
         </w:rPr>
         <w:t>“CV 表示均数的离散程度”是错的。</w:t>
       </w:r>
@@ -2100,7 +1907,6 @@
       <w:r>
         <w:rPr>
           <w:rFonts w:ascii="Microsoft YaHei" w:hAnsi="Microsoft YaHei" w:eastAsia="Microsoft YaHei"/>
-          <w:sz w:val="22"/>
         </w:rPr>
         <w:t>“两个标准差数值一样，变异度就一样”是错的，单位不同或均数不同就不能这么比。</w:t>
       </w:r>
@@ -2119,7 +1925,6 @@
       <w:r>
         <w:rPr>
           <w:rFonts w:ascii="Microsoft YaHei" w:hAnsi="Microsoft YaHei" w:eastAsia="Microsoft YaHei"/>
-          <w:sz w:val="22"/>
         </w:rPr>
         <w:t>一句话：</w:t>
       </w:r>
@@ -2129,9 +1934,8 @@
       <w:r>
         <w:rPr>
           <w:rFonts w:ascii="Microsoft YaHei" w:hAnsi="Microsoft YaHei" w:eastAsia="Microsoft YaHei"/>
-          <w:sz w:val="22"/>
-        </w:rPr>
-        <w:t>&gt; 偏态资料不能优先用均数和标准差，而应优先用中位数和四分位数间距。</w:t>
+        </w:rPr>
+        <w:t>偏态资料不能优先用均数和标准差，而应优先用中位数和四分位数间距。</w:t>
       </w:r>
     </w:p>
     <w:p/>
@@ -2139,7 +1943,6 @@
       <w:r>
         <w:rPr>
           <w:rFonts w:ascii="Microsoft YaHei" w:hAnsi="Microsoft YaHei" w:eastAsia="Microsoft YaHei"/>
-          <w:sz w:val="22"/>
         </w:rPr>
         <w:t>要点：</w:t>
       </w:r>
@@ -2152,7 +1955,6 @@
       <w:r>
         <w:rPr>
           <w:rFonts w:ascii="Microsoft YaHei" w:hAnsi="Microsoft YaHei" w:eastAsia="Microsoft YaHei"/>
-          <w:sz w:val="22"/>
         </w:rPr>
         <w:t>平均水平：中位数。</w:t>
       </w:r>
@@ -2164,7 +1966,6 @@
       <w:r>
         <w:rPr>
           <w:rFonts w:ascii="Microsoft YaHei" w:hAnsi="Microsoft YaHei" w:eastAsia="Microsoft YaHei"/>
-          <w:sz w:val="22"/>
         </w:rPr>
         <w:t>变异程度：四分位数间距。</w:t>
       </w:r>
@@ -2176,7 +1977,6 @@
       <w:r>
         <w:rPr>
           <w:rFonts w:ascii="Microsoft YaHei" w:hAnsi="Microsoft YaHei" w:eastAsia="Microsoft YaHei"/>
-          <w:sz w:val="22"/>
         </w:rPr>
         <w:t>原因：偏态资料常有极端值，均数和标准差容易被极端值拉偏。</w:t>
       </w:r>
@@ -2186,7 +1986,6 @@
       <w:r>
         <w:rPr>
           <w:rFonts w:ascii="Microsoft YaHei" w:hAnsi="Microsoft YaHei" w:eastAsia="Microsoft YaHei"/>
-          <w:sz w:val="22"/>
         </w:rPr>
         <w:t>典型提示词：</w:t>
       </w:r>
@@ -2199,7 +1998,6 @@
       <w:r>
         <w:rPr>
           <w:rFonts w:ascii="Microsoft YaHei" w:hAnsi="Microsoft YaHei" w:eastAsia="Microsoft YaHei"/>
-          <w:sz w:val="22"/>
         </w:rPr>
         <w:t>偏态分布</w:t>
       </w:r>
@@ -2211,7 +2009,6 @@
       <w:r>
         <w:rPr>
           <w:rFonts w:ascii="Microsoft YaHei" w:hAnsi="Microsoft YaHei" w:eastAsia="Microsoft YaHei"/>
-          <w:sz w:val="22"/>
         </w:rPr>
         <w:t>潜伏期</w:t>
       </w:r>
@@ -2223,7 +2020,6 @@
       <w:r>
         <w:rPr>
           <w:rFonts w:ascii="Microsoft YaHei" w:hAnsi="Microsoft YaHei" w:eastAsia="Microsoft YaHei"/>
-          <w:sz w:val="22"/>
         </w:rPr>
         <w:t>住院天数</w:t>
       </w:r>
@@ -2235,7 +2031,6 @@
       <w:r>
         <w:rPr>
           <w:rFonts w:ascii="Microsoft YaHei" w:hAnsi="Microsoft YaHei" w:eastAsia="Microsoft YaHei"/>
-          <w:sz w:val="22"/>
         </w:rPr>
         <w:t>一端有不确定值</w:t>
       </w:r>
@@ -2247,7 +2042,6 @@
       <w:r>
         <w:rPr>
           <w:rFonts w:ascii="Microsoft YaHei" w:hAnsi="Microsoft YaHei" w:eastAsia="Microsoft YaHei"/>
-          <w:sz w:val="22"/>
         </w:rPr>
         <w:t>数据里有特别大的极端值</w:t>
       </w:r>
@@ -2266,7 +2060,6 @@
       <w:r>
         <w:rPr>
           <w:rFonts w:ascii="Microsoft YaHei" w:hAnsi="Microsoft YaHei" w:eastAsia="Microsoft YaHei"/>
-          <w:sz w:val="22"/>
         </w:rPr>
         <w:t>先背 4 个数：</w:t>
       </w:r>
@@ -2276,54 +2069,40 @@
       <w:r>
         <w:rPr>
           <w:rFonts w:ascii="Microsoft YaHei" w:hAnsi="Microsoft YaHei" w:eastAsia="Microsoft YaHei"/>
-          <w:sz w:val="22"/>
-        </w:rPr>
-        <w:t>| 范围 | 面积 |</w:t>
-      </w:r>
-    </w:p>
-    <w:p>
-      <w:r>
-        <w:rPr>
-          <w:rFonts w:ascii="Microsoft YaHei" w:hAnsi="Microsoft YaHei" w:eastAsia="Microsoft YaHei"/>
-          <w:sz w:val="22"/>
-        </w:rPr>
-        <w:t>|---|---:|</w:t>
-      </w:r>
-    </w:p>
-    <w:p>
-      <w:r>
-        <w:rPr>
-          <w:rFonts w:ascii="Microsoft YaHei" w:hAnsi="Microsoft YaHei" w:eastAsia="Microsoft YaHei"/>
-          <w:sz w:val="22"/>
-        </w:rPr>
-        <w:t>| 均数到正无穷 | 50% |</w:t>
-      </w:r>
-    </w:p>
-    <w:p>
-      <w:r>
-        <w:rPr>
-          <w:rFonts w:ascii="Microsoft YaHei" w:hAnsi="Microsoft YaHei" w:eastAsia="Microsoft YaHei"/>
-          <w:sz w:val="22"/>
-        </w:rPr>
-        <w:t>| -1.96 到 +1.96 | 95% |</w:t>
-      </w:r>
-    </w:p>
-    <w:p>
-      <w:r>
-        <w:rPr>
-          <w:rFonts w:ascii="Microsoft YaHei" w:hAnsi="Microsoft YaHei" w:eastAsia="Microsoft YaHei"/>
-          <w:sz w:val="22"/>
-        </w:rPr>
-        <w:t>| -1.96 到均数 | 47.5% |</w:t>
-      </w:r>
-    </w:p>
-    <w:p>
-      <w:r>
-        <w:rPr>
-          <w:rFonts w:ascii="Microsoft YaHei" w:hAnsi="Microsoft YaHei" w:eastAsia="Microsoft YaHei"/>
-          <w:sz w:val="22"/>
-        </w:rPr>
-        <w:t>| -2.58 到 +2.58 | 99% |</w:t>
+        </w:rPr>
+        <w:t>范围 | 面积</w:t>
+      </w:r>
+    </w:p>
+    <w:p>
+      <w:r>
+        <w:rPr>
+          <w:rFonts w:ascii="Microsoft YaHei" w:hAnsi="Microsoft YaHei" w:eastAsia="Microsoft YaHei"/>
+        </w:rPr>
+        <w:t>均数到正无穷 | 50%</w:t>
+      </w:r>
+    </w:p>
+    <w:p>
+      <w:r>
+        <w:rPr>
+          <w:rFonts w:ascii="Microsoft YaHei" w:hAnsi="Microsoft YaHei" w:eastAsia="Microsoft YaHei"/>
+        </w:rPr>
+        <w:t>-1.96 到 +1.96 | 95%</w:t>
+      </w:r>
+    </w:p>
+    <w:p>
+      <w:r>
+        <w:rPr>
+          <w:rFonts w:ascii="Microsoft YaHei" w:hAnsi="Microsoft YaHei" w:eastAsia="Microsoft YaHei"/>
+        </w:rPr>
+        <w:t>-1.96 到均数 | 47.5%</w:t>
+      </w:r>
+    </w:p>
+    <w:p>
+      <w:r>
+        <w:rPr>
+          <w:rFonts w:ascii="Microsoft YaHei" w:hAnsi="Microsoft YaHei" w:eastAsia="Microsoft YaHei"/>
+        </w:rPr>
+        <w:t>-2.58 到 +2.58 | 99%</w:t>
       </w:r>
     </w:p>
     <w:p/>
@@ -2331,7 +2110,6 @@
       <w:r>
         <w:rPr>
           <w:rFonts w:ascii="Microsoft YaHei" w:hAnsi="Microsoft YaHei" w:eastAsia="Microsoft YaHei"/>
-          <w:sz w:val="22"/>
         </w:rPr>
         <w:t>推理方法：</w:t>
       </w:r>
@@ -2344,7 +2122,6 @@
       <w:r>
         <w:rPr>
           <w:rFonts w:ascii="Microsoft YaHei" w:hAnsi="Microsoft YaHei" w:eastAsia="Microsoft YaHei"/>
-          <w:sz w:val="22"/>
         </w:rPr>
         <w:t>标准正态分布左右对称。</w:t>
       </w:r>
@@ -2356,7 +2133,6 @@
       <w:r>
         <w:rPr>
           <w:rFonts w:ascii="Microsoft YaHei" w:hAnsi="Microsoft YaHei" w:eastAsia="Microsoft YaHei"/>
-          <w:sz w:val="22"/>
         </w:rPr>
         <w:t>总面积是 100%。</w:t>
       </w:r>
@@ -2368,7 +2144,6 @@
       <w:r>
         <w:rPr>
           <w:rFonts w:ascii="Microsoft YaHei" w:hAnsi="Microsoft YaHei" w:eastAsia="Microsoft YaHei"/>
-          <w:sz w:val="22"/>
         </w:rPr>
         <w:t>均数在中间，所以均数左边 50%，右边 50%。</w:t>
       </w:r>
@@ -2380,7 +2155,6 @@
       <w:r>
         <w:rPr>
           <w:rFonts w:ascii="Microsoft YaHei" w:hAnsi="Microsoft YaHei" w:eastAsia="Microsoft YaHei"/>
-          <w:sz w:val="22"/>
         </w:rPr>
         <w:t>-1.96 到 +1.96 是中间 95%，所以 -1.96 到均数是 95% 的一半，也就是 47.5%。</w:t>
       </w:r>
@@ -2392,7 +2166,6 @@
       <w:r>
         <w:rPr>
           <w:rFonts w:ascii="Microsoft YaHei" w:hAnsi="Microsoft YaHei" w:eastAsia="Microsoft YaHei"/>
-          <w:sz w:val="22"/>
         </w:rPr>
         <w:t>-2.58 到 +2.58 是中间 99%，所以两侧尾部合计 1%，每侧 0.5%。</w:t>
       </w:r>
@@ -2402,7 +2175,6 @@
       <w:r>
         <w:rPr>
           <w:rFonts w:ascii="Microsoft YaHei" w:hAnsi="Microsoft YaHei" w:eastAsia="Microsoft YaHei"/>
-          <w:sz w:val="22"/>
         </w:rPr>
         <w:t>---</w:t>
       </w:r>
@@ -2421,7 +2193,6 @@
       <w:r>
         <w:rPr>
           <w:rFonts w:ascii="Microsoft YaHei" w:hAnsi="Microsoft YaHei" w:eastAsia="Microsoft YaHei"/>
-          <w:sz w:val="22"/>
         </w:rPr>
         <w:t>今天第二段只完成一个 SPSS 动作：探索（Explore）。</w:t>
       </w:r>
@@ -2431,7 +2202,6 @@
       <w:r>
         <w:rPr>
           <w:rFonts w:ascii="Microsoft YaHei" w:hAnsi="Microsoft YaHei" w:eastAsia="Microsoft YaHei"/>
-          <w:sz w:val="22"/>
         </w:rPr>
         <w:t>数据文件：</w:t>
       </w:r>
@@ -2441,7 +2211,6 @@
       <w:r>
         <w:rPr>
           <w:rFonts w:ascii="Microsoft YaHei" w:hAnsi="Microsoft YaHei" w:eastAsia="Microsoft YaHei"/>
-          <w:sz w:val="22"/>
         </w:rPr>
         <w:t>`D:\医学统计学期末冲刺复习包\05_课程讲义与教材\课程网站资料待放入\例02-01.sav`</w:t>
       </w:r>
@@ -2451,7 +2220,6 @@
       <w:r>
         <w:rPr>
           <w:rFonts w:ascii="Microsoft YaHei" w:hAnsi="Microsoft YaHei" w:eastAsia="Microsoft YaHei"/>
-          <w:sz w:val="22"/>
         </w:rPr>
         <w:t>菜单：</w:t>
       </w:r>
@@ -2461,7 +2229,6 @@
       <w:r>
         <w:rPr>
           <w:rFonts w:ascii="Microsoft YaHei" w:hAnsi="Microsoft YaHei" w:eastAsia="Microsoft YaHei"/>
-          <w:sz w:val="22"/>
         </w:rPr>
         <w:t>`分析 &gt; 描述统计 &gt; 探索（Analyze &gt; Descriptive Statistics &gt; Explore）`</w:t>
       </w:r>
@@ -2471,91 +2238,108 @@
       <w:r>
         <w:rPr>
           <w:rFonts w:ascii="Microsoft YaHei" w:hAnsi="Microsoft YaHei" w:eastAsia="Microsoft YaHei"/>
-          <w:sz w:val="22"/>
         </w:rPr>
         <w:t>操作清单：</w:t>
       </w:r>
     </w:p>
     <w:p/>
     <w:p>
-      <w:r>
-        <w:rPr>
-          <w:rFonts w:ascii="Microsoft YaHei" w:hAnsi="Microsoft YaHei" w:eastAsia="Microsoft YaHei"/>
-          <w:sz w:val="22"/>
-        </w:rPr>
-        <w:t>? 打开 `例02-01.sav`</w:t>
-      </w:r>
-    </w:p>
-    <w:p>
-      <w:r>
-        <w:rPr>
-          <w:rFonts w:ascii="Microsoft YaHei" w:hAnsi="Microsoft YaHei" w:eastAsia="Microsoft YaHei"/>
-          <w:sz w:val="22"/>
-        </w:rPr>
-        <w:t>? 看变量视图，找出计量变量</w:t>
-      </w:r>
-    </w:p>
-    <w:p>
-      <w:r>
-        <w:rPr>
-          <w:rFonts w:ascii="Microsoft YaHei" w:hAnsi="Microsoft YaHei" w:eastAsia="Microsoft YaHei"/>
-          <w:sz w:val="22"/>
-        </w:rPr>
-        <w:t>? 把计量变量放入 `因变量列表（Dependent List）`</w:t>
-      </w:r>
-    </w:p>
-    <w:p>
-      <w:r>
-        <w:rPr>
-          <w:rFonts w:ascii="Microsoft YaHei" w:hAnsi="Microsoft YaHei" w:eastAsia="Microsoft YaHei"/>
-          <w:sz w:val="22"/>
-        </w:rPr>
-        <w:t>? 如有分组变量，把分组变量放入 `因子列表（Factor List）`</w:t>
-      </w:r>
-    </w:p>
-    <w:p>
-      <w:r>
-        <w:rPr>
-          <w:rFonts w:ascii="Microsoft YaHei" w:hAnsi="Microsoft YaHei" w:eastAsia="Microsoft YaHei"/>
-          <w:sz w:val="22"/>
-        </w:rPr>
-        <w:t>? 点 `图（Plots）`</w:t>
-      </w:r>
-    </w:p>
-    <w:p>
-      <w:r>
-        <w:rPr>
-          <w:rFonts w:ascii="Microsoft YaHei" w:hAnsi="Microsoft YaHei" w:eastAsia="Microsoft YaHei"/>
-          <w:sz w:val="22"/>
-        </w:rPr>
-        <w:t>? 勾选箱线图、直方图、正态性检验</w:t>
-      </w:r>
-    </w:p>
-    <w:p>
-      <w:r>
-        <w:rPr>
-          <w:rFonts w:ascii="Microsoft YaHei" w:hAnsi="Microsoft YaHei" w:eastAsia="Microsoft YaHei"/>
-          <w:sz w:val="22"/>
-        </w:rPr>
-        <w:t>? 输出后看 `描述（Descriptives）`</w:t>
-      </w:r>
-    </w:p>
-    <w:p>
-      <w:r>
-        <w:rPr>
-          <w:rFonts w:ascii="Microsoft YaHei" w:hAnsi="Microsoft YaHei" w:eastAsia="Microsoft YaHei"/>
-          <w:sz w:val="22"/>
-        </w:rPr>
-        <w:t>? 输出后看 `正态性检验（Tests of Normality）`</w:t>
-      </w:r>
-    </w:p>
-    <w:p>
-      <w:r>
-        <w:rPr>
-          <w:rFonts w:ascii="Microsoft YaHei" w:hAnsi="Microsoft YaHei" w:eastAsia="Microsoft YaHei"/>
-          <w:sz w:val="22"/>
-        </w:rPr>
-        <w:t>? 保存至少 1 张输出截图到 `D:\医学统计学期末冲刺复习包\04_SPSS操作\SPSS截图`</w:t>
+      <w:pPr>
+        <w:pStyle w:val="ListBullet"/>
+      </w:pPr>
+      <w:r>
+        <w:rPr>
+          <w:rFonts w:ascii="Microsoft YaHei" w:hAnsi="Microsoft YaHei" w:eastAsia="Microsoft YaHei"/>
+        </w:rPr>
+        <w:t>[ ] 打开 `例02-01.sav`</w:t>
+      </w:r>
+    </w:p>
+    <w:p>
+      <w:pPr>
+        <w:pStyle w:val="ListBullet"/>
+      </w:pPr>
+      <w:r>
+        <w:rPr>
+          <w:rFonts w:ascii="Microsoft YaHei" w:hAnsi="Microsoft YaHei" w:eastAsia="Microsoft YaHei"/>
+        </w:rPr>
+        <w:t>[ ] 看变量视图，找出计量变量</w:t>
+      </w:r>
+    </w:p>
+    <w:p>
+      <w:pPr>
+        <w:pStyle w:val="ListBullet"/>
+      </w:pPr>
+      <w:r>
+        <w:rPr>
+          <w:rFonts w:ascii="Microsoft YaHei" w:hAnsi="Microsoft YaHei" w:eastAsia="Microsoft YaHei"/>
+        </w:rPr>
+        <w:t>[ ] 把计量变量放入 `因变量列表（Dependent List）`</w:t>
+      </w:r>
+    </w:p>
+    <w:p>
+      <w:pPr>
+        <w:pStyle w:val="ListBullet"/>
+      </w:pPr>
+      <w:r>
+        <w:rPr>
+          <w:rFonts w:ascii="Microsoft YaHei" w:hAnsi="Microsoft YaHei" w:eastAsia="Microsoft YaHei"/>
+        </w:rPr>
+        <w:t>[ ] 如有分组变量，把分组变量放入 `因子列表（Factor List）`</w:t>
+      </w:r>
+    </w:p>
+    <w:p>
+      <w:pPr>
+        <w:pStyle w:val="ListBullet"/>
+      </w:pPr>
+      <w:r>
+        <w:rPr>
+          <w:rFonts w:ascii="Microsoft YaHei" w:hAnsi="Microsoft YaHei" w:eastAsia="Microsoft YaHei"/>
+        </w:rPr>
+        <w:t>[ ] 点 `图（Plots）`</w:t>
+      </w:r>
+    </w:p>
+    <w:p>
+      <w:pPr>
+        <w:pStyle w:val="ListBullet"/>
+      </w:pPr>
+      <w:r>
+        <w:rPr>
+          <w:rFonts w:ascii="Microsoft YaHei" w:hAnsi="Microsoft YaHei" w:eastAsia="Microsoft YaHei"/>
+        </w:rPr>
+        <w:t>[ ] 勾选箱线图、直方图、正态性检验</w:t>
+      </w:r>
+    </w:p>
+    <w:p>
+      <w:pPr>
+        <w:pStyle w:val="ListBullet"/>
+      </w:pPr>
+      <w:r>
+        <w:rPr>
+          <w:rFonts w:ascii="Microsoft YaHei" w:hAnsi="Microsoft YaHei" w:eastAsia="Microsoft YaHei"/>
+        </w:rPr>
+        <w:t>[ ] 输出后看 `描述（Descriptives）`</w:t>
+      </w:r>
+    </w:p>
+    <w:p>
+      <w:pPr>
+        <w:pStyle w:val="ListBullet"/>
+      </w:pPr>
+      <w:r>
+        <w:rPr>
+          <w:rFonts w:ascii="Microsoft YaHei" w:hAnsi="Microsoft YaHei" w:eastAsia="Microsoft YaHei"/>
+        </w:rPr>
+        <w:t>[ ] 输出后看 `正态性检验（Tests of Normality）`</w:t>
+      </w:r>
+    </w:p>
+    <w:p>
+      <w:pPr>
+        <w:pStyle w:val="ListBullet"/>
+      </w:pPr>
+      <w:r>
+        <w:rPr>
+          <w:rFonts w:ascii="Microsoft YaHei" w:hAnsi="Microsoft YaHei" w:eastAsia="Microsoft YaHei"/>
+        </w:rPr>
+        <w:t>[ ] 保存至少 1 张输出截图到 `D:\医学统计学期末冲刺复习包\04_SPSS操作\SPSS截图`</w:t>
       </w:r>
     </w:p>
     <w:p/>
@@ -2563,7 +2347,6 @@
       <w:r>
         <w:rPr>
           <w:rFonts w:ascii="Microsoft YaHei" w:hAnsi="Microsoft YaHei" w:eastAsia="Microsoft YaHei"/>
-          <w:sz w:val="22"/>
         </w:rPr>
         <w:t>输出表要会读：</w:t>
       </w:r>
@@ -2573,63 +2356,48 @@
       <w:r>
         <w:rPr>
           <w:rFonts w:ascii="Microsoft YaHei" w:hAnsi="Microsoft YaHei" w:eastAsia="Microsoft YaHei"/>
-          <w:sz w:val="22"/>
-        </w:rPr>
-        <w:t>| 输出 | 英文对照 | 看哪里 | 意义 |</w:t>
-      </w:r>
-    </w:p>
-    <w:p>
-      <w:r>
-        <w:rPr>
-          <w:rFonts w:ascii="Microsoft YaHei" w:hAnsi="Microsoft YaHei" w:eastAsia="Microsoft YaHei"/>
-          <w:sz w:val="22"/>
-        </w:rPr>
-        <w:t>|---|---|---|</w:t>
-      </w:r>
-    </w:p>
-    <w:p>
-      <w:r>
-        <w:rPr>
-          <w:rFonts w:ascii="Microsoft YaHei" w:hAnsi="Microsoft YaHei" w:eastAsia="Microsoft YaHei"/>
-          <w:sz w:val="22"/>
-        </w:rPr>
-        <w:t>| 描述 | Descriptives | Mean | 均数 |</w:t>
-      </w:r>
-    </w:p>
-    <w:p>
-      <w:r>
-        <w:rPr>
-          <w:rFonts w:ascii="Microsoft YaHei" w:hAnsi="Microsoft YaHei" w:eastAsia="Microsoft YaHei"/>
-          <w:sz w:val="22"/>
-        </w:rPr>
-        <w:t>| 描述 | Descriptives | Std. Deviation | 标准差 |</w:t>
-      </w:r>
-    </w:p>
-    <w:p>
-      <w:r>
-        <w:rPr>
-          <w:rFonts w:ascii="Microsoft YaHei" w:hAnsi="Microsoft YaHei" w:eastAsia="Microsoft YaHei"/>
-          <w:sz w:val="22"/>
-        </w:rPr>
-        <w:t>| 描述 | Descriptives | Median | 中位数 |</w:t>
-      </w:r>
-    </w:p>
-    <w:p>
-      <w:r>
-        <w:rPr>
-          <w:rFonts w:ascii="Microsoft YaHei" w:hAnsi="Microsoft YaHei" w:eastAsia="Microsoft YaHei"/>
-          <w:sz w:val="22"/>
-        </w:rPr>
-        <w:t>| 百分位数 | Percentiles | 25、50、75 | 四分位数 |</w:t>
-      </w:r>
-    </w:p>
-    <w:p>
-      <w:r>
-        <w:rPr>
-          <w:rFonts w:ascii="Microsoft YaHei" w:hAnsi="Microsoft YaHei" w:eastAsia="Microsoft YaHei"/>
-          <w:sz w:val="22"/>
-        </w:rPr>
-        <w:t>| 正态性检验 | Tests of Normality | Sig. / 显著性 | 正态性检验 P 值 |</w:t>
+        </w:rPr>
+        <w:t>输出 | 英文对照 | 看哪里 | 意义</w:t>
+      </w:r>
+    </w:p>
+    <w:p>
+      <w:r>
+        <w:rPr>
+          <w:rFonts w:ascii="Microsoft YaHei" w:hAnsi="Microsoft YaHei" w:eastAsia="Microsoft YaHei"/>
+        </w:rPr>
+        <w:t>描述 | Descriptives | Mean | 均数</w:t>
+      </w:r>
+    </w:p>
+    <w:p>
+      <w:r>
+        <w:rPr>
+          <w:rFonts w:ascii="Microsoft YaHei" w:hAnsi="Microsoft YaHei" w:eastAsia="Microsoft YaHei"/>
+        </w:rPr>
+        <w:t>描述 | Descriptives | Std. Deviation | 标准差</w:t>
+      </w:r>
+    </w:p>
+    <w:p>
+      <w:r>
+        <w:rPr>
+          <w:rFonts w:ascii="Microsoft YaHei" w:hAnsi="Microsoft YaHei" w:eastAsia="Microsoft YaHei"/>
+        </w:rPr>
+        <w:t>描述 | Descriptives | Median | 中位数</w:t>
+      </w:r>
+    </w:p>
+    <w:p>
+      <w:r>
+        <w:rPr>
+          <w:rFonts w:ascii="Microsoft YaHei" w:hAnsi="Microsoft YaHei" w:eastAsia="Microsoft YaHei"/>
+        </w:rPr>
+        <w:t>百分位数 | Percentiles | 25、50、75 | 四分位数</w:t>
+      </w:r>
+    </w:p>
+    <w:p>
+      <w:r>
+        <w:rPr>
+          <w:rFonts w:ascii="Microsoft YaHei" w:hAnsi="Microsoft YaHei" w:eastAsia="Microsoft YaHei"/>
+        </w:rPr>
+        <w:t>正态性检验 | Tests of Normality | Sig. / 显著性 | 正态性检验 P 值</w:t>
       </w:r>
     </w:p>
     <w:p/>
@@ -2637,7 +2405,6 @@
       <w:r>
         <w:rPr>
           <w:rFonts w:ascii="Microsoft YaHei" w:hAnsi="Microsoft YaHei" w:eastAsia="Microsoft YaHei"/>
-          <w:sz w:val="22"/>
         </w:rPr>
         <w:t>结论模板：</w:t>
       </w:r>
@@ -2647,7 +2414,6 @@
       <w:r>
         <w:rPr>
           <w:rFonts w:ascii="Microsoft YaHei" w:hAnsi="Microsoft YaHei" w:eastAsia="Microsoft YaHei"/>
-          <w:sz w:val="22"/>
         </w:rPr>
         <w:t>`经探索（Explore）描述统计分析，该计量资料均数为……，标准差为……，中位数为……。正态性检验 P=……。按 α=0.05 水准，若 P≥0.05，尚不能认为资料偏离正态分布；若 P&lt;0.05，认为资料不服从正态分布。`</w:t>
       </w:r>
@@ -2666,7 +2432,6 @@
       <w:r>
         <w:rPr>
           <w:rFonts w:ascii="Microsoft YaHei" w:hAnsi="Microsoft YaHei" w:eastAsia="Microsoft YaHei"/>
-          <w:sz w:val="22"/>
         </w:rPr>
         <w:t>数据文件：`例02-01.sav`</w:t>
       </w:r>
@@ -2676,7 +2441,6 @@
       <w:r>
         <w:rPr>
           <w:rFonts w:ascii="Microsoft YaHei" w:hAnsi="Microsoft YaHei" w:eastAsia="Microsoft YaHei"/>
-          <w:sz w:val="22"/>
         </w:rPr>
         <w:t>菜单：`分析 &gt; 描述统计 &gt; 探索（Analyze &gt; Descriptive Statistics &gt; Explore）`</w:t>
       </w:r>
@@ -2686,7 +2450,6 @@
       <w:r>
         <w:rPr>
           <w:rFonts w:ascii="Microsoft YaHei" w:hAnsi="Microsoft YaHei" w:eastAsia="Microsoft YaHei"/>
-          <w:sz w:val="22"/>
         </w:rPr>
         <w:t>样本量：</w:t>
       </w:r>
@@ -2699,7 +2462,6 @@
       <w:r>
         <w:rPr>
           <w:rFonts w:ascii="Microsoft YaHei" w:hAnsi="Microsoft YaHei" w:eastAsia="Microsoft YaHei"/>
-          <w:sz w:val="22"/>
         </w:rPr>
         <w:t>有效个案数：138</w:t>
       </w:r>
@@ -2711,7 +2473,6 @@
       <w:r>
         <w:rPr>
           <w:rFonts w:ascii="Microsoft YaHei" w:hAnsi="Microsoft YaHei" w:eastAsia="Microsoft YaHei"/>
-          <w:sz w:val="22"/>
         </w:rPr>
         <w:t>缺失个案数：0</w:t>
       </w:r>
@@ -2721,7 +2482,6 @@
       <w:r>
         <w:rPr>
           <w:rFonts w:ascii="Microsoft YaHei" w:hAnsi="Microsoft YaHei" w:eastAsia="Microsoft YaHei"/>
-          <w:sz w:val="22"/>
         </w:rPr>
         <w:t>描述统计：</w:t>
       </w:r>
@@ -2731,99 +2491,80 @@
       <w:r>
         <w:rPr>
           <w:rFonts w:ascii="Microsoft YaHei" w:hAnsi="Microsoft YaHei" w:eastAsia="Microsoft YaHei"/>
-          <w:sz w:val="22"/>
-        </w:rPr>
-        <w:t>| 指标 | 数值 |</w:t>
-      </w:r>
-    </w:p>
-    <w:p>
-      <w:r>
-        <w:rPr>
-          <w:rFonts w:ascii="Microsoft YaHei" w:hAnsi="Microsoft YaHei" w:eastAsia="Microsoft YaHei"/>
-          <w:sz w:val="22"/>
-        </w:rPr>
-        <w:t>|---|---:|</w:t>
-      </w:r>
-    </w:p>
-    <w:p>
-      <w:r>
-        <w:rPr>
-          <w:rFonts w:ascii="Microsoft YaHei" w:hAnsi="Microsoft YaHei" w:eastAsia="Microsoft YaHei"/>
-          <w:sz w:val="22"/>
-        </w:rPr>
-        <w:t>| 均数 Mean | 4.2270 |</w:t>
-      </w:r>
-    </w:p>
-    <w:p>
-      <w:r>
-        <w:rPr>
-          <w:rFonts w:ascii="Microsoft YaHei" w:hAnsi="Microsoft YaHei" w:eastAsia="Microsoft YaHei"/>
-          <w:sz w:val="22"/>
-        </w:rPr>
-        <w:t>| 标准差 Std. Deviation | 0.44573 |</w:t>
-      </w:r>
-    </w:p>
-    <w:p>
-      <w:r>
-        <w:rPr>
-          <w:rFonts w:ascii="Microsoft YaHei" w:hAnsi="Microsoft YaHei" w:eastAsia="Microsoft YaHei"/>
-          <w:sz w:val="22"/>
-        </w:rPr>
-        <w:t>| 中位数 Median | 4.2300 |</w:t>
-      </w:r>
-    </w:p>
-    <w:p>
-      <w:r>
-        <w:rPr>
-          <w:rFonts w:ascii="Microsoft YaHei" w:hAnsi="Microsoft YaHei" w:eastAsia="Microsoft YaHei"/>
-          <w:sz w:val="22"/>
-        </w:rPr>
-        <w:t>| 最小值 Minimum | 3.07 |</w:t>
-      </w:r>
-    </w:p>
-    <w:p>
-      <w:r>
-        <w:rPr>
-          <w:rFonts w:ascii="Microsoft YaHei" w:hAnsi="Microsoft YaHei" w:eastAsia="Microsoft YaHei"/>
-          <w:sz w:val="22"/>
-        </w:rPr>
-        <w:t>| 最大值 Maximum | 5.46 |</w:t>
-      </w:r>
-    </w:p>
-    <w:p>
-      <w:r>
-        <w:rPr>
-          <w:rFonts w:ascii="Microsoft YaHei" w:hAnsi="Microsoft YaHei" w:eastAsia="Microsoft YaHei"/>
-          <w:sz w:val="22"/>
-        </w:rPr>
-        <w:t>| 全距 Range | 2.39 |</w:t>
-      </w:r>
-    </w:p>
-    <w:p>
-      <w:r>
-        <w:rPr>
-          <w:rFonts w:ascii="Microsoft YaHei" w:hAnsi="Microsoft YaHei" w:eastAsia="Microsoft YaHei"/>
-          <w:sz w:val="22"/>
-        </w:rPr>
-        <w:t>| 四分位距 Interquartile Range | 0.58 |</w:t>
-      </w:r>
-    </w:p>
-    <w:p>
-      <w:r>
-        <w:rPr>
-          <w:rFonts w:ascii="Microsoft YaHei" w:hAnsi="Microsoft YaHei" w:eastAsia="Microsoft YaHei"/>
-          <w:sz w:val="22"/>
-        </w:rPr>
-        <w:t>| 偏度 Skewness | 0.191 |</w:t>
-      </w:r>
-    </w:p>
-    <w:p>
-      <w:r>
-        <w:rPr>
-          <w:rFonts w:ascii="Microsoft YaHei" w:hAnsi="Microsoft YaHei" w:eastAsia="Microsoft YaHei"/>
-          <w:sz w:val="22"/>
-        </w:rPr>
-        <w:t>| 峰度 Kurtosis | 0.136 |</w:t>
+        </w:rPr>
+        <w:t>指标 | 数值</w:t>
+      </w:r>
+    </w:p>
+    <w:p>
+      <w:r>
+        <w:rPr>
+          <w:rFonts w:ascii="Microsoft YaHei" w:hAnsi="Microsoft YaHei" w:eastAsia="Microsoft YaHei"/>
+        </w:rPr>
+        <w:t>均数 Mean | 4.2270</w:t>
+      </w:r>
+    </w:p>
+    <w:p>
+      <w:r>
+        <w:rPr>
+          <w:rFonts w:ascii="Microsoft YaHei" w:hAnsi="Microsoft YaHei" w:eastAsia="Microsoft YaHei"/>
+        </w:rPr>
+        <w:t>标准差 Std. Deviation | 0.44573</w:t>
+      </w:r>
+    </w:p>
+    <w:p>
+      <w:r>
+        <w:rPr>
+          <w:rFonts w:ascii="Microsoft YaHei" w:hAnsi="Microsoft YaHei" w:eastAsia="Microsoft YaHei"/>
+        </w:rPr>
+        <w:t>中位数 Median | 4.2300</w:t>
+      </w:r>
+    </w:p>
+    <w:p>
+      <w:r>
+        <w:rPr>
+          <w:rFonts w:ascii="Microsoft YaHei" w:hAnsi="Microsoft YaHei" w:eastAsia="Microsoft YaHei"/>
+        </w:rPr>
+        <w:t>最小值 Minimum | 3.07</w:t>
+      </w:r>
+    </w:p>
+    <w:p>
+      <w:r>
+        <w:rPr>
+          <w:rFonts w:ascii="Microsoft YaHei" w:hAnsi="Microsoft YaHei" w:eastAsia="Microsoft YaHei"/>
+        </w:rPr>
+        <w:t>最大值 Maximum | 5.46</w:t>
+      </w:r>
+    </w:p>
+    <w:p>
+      <w:r>
+        <w:rPr>
+          <w:rFonts w:ascii="Microsoft YaHei" w:hAnsi="Microsoft YaHei" w:eastAsia="Microsoft YaHei"/>
+        </w:rPr>
+        <w:t>全距 Range | 2.39</w:t>
+      </w:r>
+    </w:p>
+    <w:p>
+      <w:r>
+        <w:rPr>
+          <w:rFonts w:ascii="Microsoft YaHei" w:hAnsi="Microsoft YaHei" w:eastAsia="Microsoft YaHei"/>
+        </w:rPr>
+        <w:t>四分位距 Interquartile Range | 0.58</w:t>
+      </w:r>
+    </w:p>
+    <w:p>
+      <w:r>
+        <w:rPr>
+          <w:rFonts w:ascii="Microsoft YaHei" w:hAnsi="Microsoft YaHei" w:eastAsia="Microsoft YaHei"/>
+        </w:rPr>
+        <w:t>偏度 Skewness | 0.191</w:t>
+      </w:r>
+    </w:p>
+    <w:p>
+      <w:r>
+        <w:rPr>
+          <w:rFonts w:ascii="Microsoft YaHei" w:hAnsi="Microsoft YaHei" w:eastAsia="Microsoft YaHei"/>
+        </w:rPr>
+        <w:t>峰度 Kurtosis | 0.136</w:t>
       </w:r>
     </w:p>
     <w:p/>
@@ -2831,7 +2572,6 @@
       <w:r>
         <w:rPr>
           <w:rFonts w:ascii="Microsoft YaHei" w:hAnsi="Microsoft YaHei" w:eastAsia="Microsoft YaHei"/>
-          <w:sz w:val="22"/>
         </w:rPr>
         <w:t>正态性检验：</w:t>
       </w:r>
@@ -2841,36 +2581,24 @@
       <w:r>
         <w:rPr>
           <w:rFonts w:ascii="Microsoft YaHei" w:hAnsi="Microsoft YaHei" w:eastAsia="Microsoft YaHei"/>
-          <w:sz w:val="22"/>
-        </w:rPr>
-        <w:t>| 检验 | 统计量 | 自由度 | 显著性 Sig. |</w:t>
-      </w:r>
-    </w:p>
-    <w:p>
-      <w:r>
-        <w:rPr>
-          <w:rFonts w:ascii="Microsoft YaHei" w:hAnsi="Microsoft YaHei" w:eastAsia="Microsoft YaHei"/>
-          <w:sz w:val="22"/>
-        </w:rPr>
-        <w:t>|---|---:|---:|---:|</w:t>
-      </w:r>
-    </w:p>
-    <w:p>
-      <w:r>
-        <w:rPr>
-          <w:rFonts w:ascii="Microsoft YaHei" w:hAnsi="Microsoft YaHei" w:eastAsia="Microsoft YaHei"/>
-          <w:sz w:val="22"/>
-        </w:rPr>
-        <w:t>| Kolmogorov-Smirnov | 0.093 | 138 | 0.005 |</w:t>
-      </w:r>
-    </w:p>
-    <w:p>
-      <w:r>
-        <w:rPr>
-          <w:rFonts w:ascii="Microsoft YaHei" w:hAnsi="Microsoft YaHei" w:eastAsia="Microsoft YaHei"/>
-          <w:sz w:val="22"/>
-        </w:rPr>
-        <w:t>| Shapiro-Wilk | 0.989 | 138 | 0.352 |</w:t>
+        </w:rPr>
+        <w:t>检验 | 统计量 | 自由度 | 显著性 Sig.</w:t>
+      </w:r>
+    </w:p>
+    <w:p>
+      <w:r>
+        <w:rPr>
+          <w:rFonts w:ascii="Microsoft YaHei" w:hAnsi="Microsoft YaHei" w:eastAsia="Microsoft YaHei"/>
+        </w:rPr>
+        <w:t>Kolmogorov-Smirnov | 0.093 | 138 | 0.005</w:t>
+      </w:r>
+    </w:p>
+    <w:p>
+      <w:r>
+        <w:rPr>
+          <w:rFonts w:ascii="Microsoft YaHei" w:hAnsi="Microsoft YaHei" w:eastAsia="Microsoft YaHei"/>
+        </w:rPr>
+        <w:t>Shapiro-Wilk | 0.989 | 138 | 0.352</w:t>
       </w:r>
     </w:p>
     <w:p/>
@@ -2878,7 +2606,6 @@
       <w:r>
         <w:rPr>
           <w:rFonts w:ascii="Microsoft YaHei" w:hAnsi="Microsoft YaHei" w:eastAsia="Microsoft YaHei"/>
-          <w:sz w:val="22"/>
         </w:rPr>
         <w:t>应试写法：</w:t>
       </w:r>
@@ -2888,7 +2615,6 @@
       <w:r>
         <w:rPr>
           <w:rFonts w:ascii="Microsoft YaHei" w:hAnsi="Microsoft YaHei" w:eastAsia="Microsoft YaHei"/>
-          <w:sz w:val="22"/>
         </w:rPr>
         <w:t>`经探索（Explore）描述统计分析，红细胞数有效例数为 138，均数为 4.2270，标准差为 0.44573，中位数为 4.2300。Kolmogorov-Smirnov 正态性检验 P=0.005，按 α=0.05 水准，P&lt;0.05，认为该资料不服从正态分布。`</w:t>
       </w:r>
@@ -2898,7 +2624,6 @@
       <w:r>
         <w:rPr>
           <w:rFonts w:ascii="Microsoft YaHei" w:hAnsi="Microsoft YaHei" w:eastAsia="Microsoft YaHei"/>
-          <w:sz w:val="22"/>
         </w:rPr>
         <w:t>补充理解：</w:t>
       </w:r>
@@ -2911,7 +2636,6 @@
       <w:r>
         <w:rPr>
           <w:rFonts w:ascii="Microsoft YaHei" w:hAnsi="Microsoft YaHei" w:eastAsia="Microsoft YaHei"/>
-          <w:sz w:val="22"/>
         </w:rPr>
         <w:t>本题样本量为 138，若按“样本量较大看 Kolmogorov-Smirnov”的课堂规则，则结论是不服从正态分布。</w:t>
       </w:r>
@@ -2923,7 +2647,6 @@
       <w:r>
         <w:rPr>
           <w:rFonts w:ascii="Microsoft YaHei" w:hAnsi="Microsoft YaHei" w:eastAsia="Microsoft YaHei"/>
-          <w:sz w:val="22"/>
         </w:rPr>
         <w:t>但 Shapiro-Wilk P=0.352，且均数 4.2270 与中位数 4.2300 很接近，偏度和峰度也不大，说明资料整体并不严重偏态。</w:t>
       </w:r>
@@ -2935,7 +2658,6 @@
       <w:r>
         <w:rPr>
           <w:rFonts w:ascii="Microsoft YaHei" w:hAnsi="Microsoft YaHei" w:eastAsia="Microsoft YaHei"/>
-          <w:sz w:val="22"/>
         </w:rPr>
         <w:t>考试答题以老师要求的正态性检验表为准；若只要求描述，优先写清均数、标准差、中位数和正态性 P 值。</w:t>
       </w:r>
@@ -2945,7 +2667,6 @@
       <w:r>
         <w:rPr>
           <w:rFonts w:ascii="Microsoft YaHei" w:hAnsi="Microsoft YaHei" w:eastAsia="Microsoft YaHei"/>
-          <w:sz w:val="22"/>
         </w:rPr>
         <w:t>---</w:t>
       </w:r>
@@ -2964,7 +2685,6 @@
       <w:r>
         <w:rPr>
           <w:rFonts w:ascii="Microsoft YaHei" w:hAnsi="Microsoft YaHei" w:eastAsia="Microsoft YaHei"/>
-          <w:sz w:val="22"/>
         </w:rPr>
         <w:t>做 `07_选择题按章节题库.md` 中“02. 计量资料的统计描述”第 1-15 题。</w:t>
       </w:r>
@@ -2974,7 +2694,6 @@
       <w:r>
         <w:rPr>
           <w:rFonts w:ascii="Microsoft YaHei" w:hAnsi="Microsoft YaHei" w:eastAsia="Microsoft YaHei"/>
-          <w:sz w:val="22"/>
         </w:rPr>
         <w:t>做题前先看这些提示，不算剧透答案：</w:t>
       </w:r>
@@ -2987,7 +2706,6 @@
       <w:r>
         <w:rPr>
           <w:rFonts w:ascii="Microsoft YaHei" w:hAnsi="Microsoft YaHei" w:eastAsia="Microsoft YaHei"/>
-          <w:sz w:val="22"/>
         </w:rPr>
         <w:t>问“平均水平”：考虑均数、中位数、几何均数。</w:t>
       </w:r>
@@ -2999,7 +2717,6 @@
       <w:r>
         <w:rPr>
           <w:rFonts w:ascii="Microsoft YaHei" w:hAnsi="Microsoft YaHei" w:eastAsia="Microsoft YaHei"/>
-          <w:sz w:val="22"/>
         </w:rPr>
         <w:t>问“变异程度”：考虑标准差、四分位数间距、变异系数。</w:t>
       </w:r>
@@ -3011,7 +2728,6 @@
       <w:r>
         <w:rPr>
           <w:rFonts w:ascii="Microsoft YaHei" w:hAnsi="Microsoft YaHei" w:eastAsia="Microsoft YaHei"/>
-          <w:sz w:val="22"/>
         </w:rPr>
         <w:t>看到“偏态”：中位数、四分位数间距。</w:t>
       </w:r>
@@ -3023,7 +2739,6 @@
       <w:r>
         <w:rPr>
           <w:rFonts w:ascii="Microsoft YaHei" w:hAnsi="Microsoft YaHei" w:eastAsia="Microsoft YaHei"/>
-          <w:sz w:val="22"/>
         </w:rPr>
         <w:t>看到“滴度”：几何均数。</w:t>
       </w:r>
@@ -3035,7 +2750,6 @@
       <w:r>
         <w:rPr>
           <w:rFonts w:ascii="Microsoft YaHei" w:hAnsi="Microsoft YaHei" w:eastAsia="Microsoft YaHei"/>
-          <w:sz w:val="22"/>
         </w:rPr>
         <w:t>看到“不同单位”：变异系数。</w:t>
       </w:r>
@@ -3047,7 +2761,6 @@
       <w:r>
         <w:rPr>
           <w:rFonts w:ascii="Microsoft YaHei" w:hAnsi="Microsoft YaHei" w:eastAsia="Microsoft YaHei"/>
-          <w:sz w:val="22"/>
         </w:rPr>
         <w:t>看到“正态”：均数和标准差。</w:t>
       </w:r>
@@ -3059,7 +2772,6 @@
       <w:r>
         <w:rPr>
           <w:rFonts w:ascii="Microsoft YaHei" w:hAnsi="Microsoft YaHei" w:eastAsia="Microsoft YaHei"/>
-          <w:sz w:val="22"/>
         </w:rPr>
         <w:t>数据排序求中位数时，偶数个数据要取中间两个数的平均。</w:t>
       </w:r>
@@ -3069,7 +2781,6 @@
       <w:r>
         <w:rPr>
           <w:rFonts w:ascii="Microsoft YaHei" w:hAnsi="Microsoft YaHei" w:eastAsia="Microsoft YaHei"/>
-          <w:sz w:val="22"/>
         </w:rPr>
         <w:t>答题记录：</w:t>
       </w:r>
@@ -3079,153 +2790,128 @@
       <w:r>
         <w:rPr>
           <w:rFonts w:ascii="Microsoft YaHei" w:hAnsi="Microsoft YaHei" w:eastAsia="Microsoft YaHei"/>
-          <w:sz w:val="22"/>
-        </w:rPr>
-        <w:t>| 题号 | 我的答案 | 是否正确 | 错因一句话 |</w:t>
-      </w:r>
-    </w:p>
-    <w:p>
-      <w:r>
-        <w:rPr>
-          <w:rFonts w:ascii="Microsoft YaHei" w:hAnsi="Microsoft YaHei" w:eastAsia="Microsoft YaHei"/>
-          <w:sz w:val="22"/>
-        </w:rPr>
-        <w:t>|---|---|---|---|</w:t>
-      </w:r>
-    </w:p>
-    <w:p>
-      <w:r>
-        <w:rPr>
-          <w:rFonts w:ascii="Microsoft YaHei" w:hAnsi="Microsoft YaHei" w:eastAsia="Microsoft YaHei"/>
-          <w:sz w:val="22"/>
-        </w:rPr>
-        <w:t>| 1 |  |  |  |</w:t>
-      </w:r>
-    </w:p>
-    <w:p>
-      <w:r>
-        <w:rPr>
-          <w:rFonts w:ascii="Microsoft YaHei" w:hAnsi="Microsoft YaHei" w:eastAsia="Microsoft YaHei"/>
-          <w:sz w:val="22"/>
-        </w:rPr>
-        <w:t>| 2 |  |  |  |</w:t>
-      </w:r>
-    </w:p>
-    <w:p>
-      <w:r>
-        <w:rPr>
-          <w:rFonts w:ascii="Microsoft YaHei" w:hAnsi="Microsoft YaHei" w:eastAsia="Microsoft YaHei"/>
-          <w:sz w:val="22"/>
-        </w:rPr>
-        <w:t>| 3 |  |  |  |</w:t>
-      </w:r>
-    </w:p>
-    <w:p>
-      <w:r>
-        <w:rPr>
-          <w:rFonts w:ascii="Microsoft YaHei" w:hAnsi="Microsoft YaHei" w:eastAsia="Microsoft YaHei"/>
-          <w:sz w:val="22"/>
-        </w:rPr>
-        <w:t>| 4 |  |  |  |</w:t>
-      </w:r>
-    </w:p>
-    <w:p>
-      <w:r>
-        <w:rPr>
-          <w:rFonts w:ascii="Microsoft YaHei" w:hAnsi="Microsoft YaHei" w:eastAsia="Microsoft YaHei"/>
-          <w:sz w:val="22"/>
-        </w:rPr>
-        <w:t>| 5 |  |  |  |</w:t>
-      </w:r>
-    </w:p>
-    <w:p>
-      <w:r>
-        <w:rPr>
-          <w:rFonts w:ascii="Microsoft YaHei" w:hAnsi="Microsoft YaHei" w:eastAsia="Microsoft YaHei"/>
-          <w:sz w:val="22"/>
-        </w:rPr>
-        <w:t>| 6 |  |  |  |</w:t>
-      </w:r>
-    </w:p>
-    <w:p>
-      <w:r>
-        <w:rPr>
-          <w:rFonts w:ascii="Microsoft YaHei" w:hAnsi="Microsoft YaHei" w:eastAsia="Microsoft YaHei"/>
-          <w:sz w:val="22"/>
-        </w:rPr>
-        <w:t>| 7 |  |  |  |</w:t>
-      </w:r>
-    </w:p>
-    <w:p>
-      <w:r>
-        <w:rPr>
-          <w:rFonts w:ascii="Microsoft YaHei" w:hAnsi="Microsoft YaHei" w:eastAsia="Microsoft YaHei"/>
-          <w:sz w:val="22"/>
-        </w:rPr>
-        <w:t>| 8 |  |  |  |</w:t>
-      </w:r>
-    </w:p>
-    <w:p>
-      <w:r>
-        <w:rPr>
-          <w:rFonts w:ascii="Microsoft YaHei" w:hAnsi="Microsoft YaHei" w:eastAsia="Microsoft YaHei"/>
-          <w:sz w:val="22"/>
-        </w:rPr>
-        <w:t>| 9 |  |  |  |</w:t>
-      </w:r>
-    </w:p>
-    <w:p>
-      <w:r>
-        <w:rPr>
-          <w:rFonts w:ascii="Microsoft YaHei" w:hAnsi="Microsoft YaHei" w:eastAsia="Microsoft YaHei"/>
-          <w:sz w:val="22"/>
-        </w:rPr>
-        <w:t>| 10 |  |  |  |</w:t>
-      </w:r>
-    </w:p>
-    <w:p>
-      <w:r>
-        <w:rPr>
-          <w:rFonts w:ascii="Microsoft YaHei" w:hAnsi="Microsoft YaHei" w:eastAsia="Microsoft YaHei"/>
-          <w:sz w:val="22"/>
-        </w:rPr>
-        <w:t>| 11 |  |  |  |</w:t>
-      </w:r>
-    </w:p>
-    <w:p>
-      <w:r>
-        <w:rPr>
-          <w:rFonts w:ascii="Microsoft YaHei" w:hAnsi="Microsoft YaHei" w:eastAsia="Microsoft YaHei"/>
-          <w:sz w:val="22"/>
-        </w:rPr>
-        <w:t>| 12 |  |  |  |</w:t>
-      </w:r>
-    </w:p>
-    <w:p>
-      <w:r>
-        <w:rPr>
-          <w:rFonts w:ascii="Microsoft YaHei" w:hAnsi="Microsoft YaHei" w:eastAsia="Microsoft YaHei"/>
-          <w:sz w:val="22"/>
-        </w:rPr>
-        <w:t>| 13 |  |  |  |</w:t>
-      </w:r>
-    </w:p>
-    <w:p>
-      <w:r>
-        <w:rPr>
-          <w:rFonts w:ascii="Microsoft YaHei" w:hAnsi="Microsoft YaHei" w:eastAsia="Microsoft YaHei"/>
-          <w:sz w:val="22"/>
-        </w:rPr>
-        <w:t>| 14 |  |  |  |</w:t>
-      </w:r>
-    </w:p>
-    <w:p>
-      <w:r>
-        <w:rPr>
-          <w:rFonts w:ascii="Microsoft YaHei" w:hAnsi="Microsoft YaHei" w:eastAsia="Microsoft YaHei"/>
-          <w:sz w:val="22"/>
-        </w:rPr>
-        <w:t>| 15 |  |  |  |</w:t>
+        </w:rPr>
+        <w:t>题号 | 我的答案 | 是否正确 | 错因一句话</w:t>
+      </w:r>
+    </w:p>
+    <w:p>
+      <w:r>
+        <w:rPr>
+          <w:rFonts w:ascii="Microsoft YaHei" w:hAnsi="Microsoft YaHei" w:eastAsia="Microsoft YaHei"/>
+        </w:rPr>
+        <w:t xml:space="preserve">1 |  |  | </w:t>
+      </w:r>
+    </w:p>
+    <w:p>
+      <w:r>
+        <w:rPr>
+          <w:rFonts w:ascii="Microsoft YaHei" w:hAnsi="Microsoft YaHei" w:eastAsia="Microsoft YaHei"/>
+        </w:rPr>
+        <w:t xml:space="preserve">2 |  |  | </w:t>
+      </w:r>
+    </w:p>
+    <w:p>
+      <w:r>
+        <w:rPr>
+          <w:rFonts w:ascii="Microsoft YaHei" w:hAnsi="Microsoft YaHei" w:eastAsia="Microsoft YaHei"/>
+        </w:rPr>
+        <w:t xml:space="preserve">3 |  |  | </w:t>
+      </w:r>
+    </w:p>
+    <w:p>
+      <w:r>
+        <w:rPr>
+          <w:rFonts w:ascii="Microsoft YaHei" w:hAnsi="Microsoft YaHei" w:eastAsia="Microsoft YaHei"/>
+        </w:rPr>
+        <w:t xml:space="preserve">4 |  |  | </w:t>
+      </w:r>
+    </w:p>
+    <w:p>
+      <w:r>
+        <w:rPr>
+          <w:rFonts w:ascii="Microsoft YaHei" w:hAnsi="Microsoft YaHei" w:eastAsia="Microsoft YaHei"/>
+        </w:rPr>
+        <w:t xml:space="preserve">5 |  |  | </w:t>
+      </w:r>
+    </w:p>
+    <w:p>
+      <w:r>
+        <w:rPr>
+          <w:rFonts w:ascii="Microsoft YaHei" w:hAnsi="Microsoft YaHei" w:eastAsia="Microsoft YaHei"/>
+        </w:rPr>
+        <w:t xml:space="preserve">6 |  |  | </w:t>
+      </w:r>
+    </w:p>
+    <w:p>
+      <w:r>
+        <w:rPr>
+          <w:rFonts w:ascii="Microsoft YaHei" w:hAnsi="Microsoft YaHei" w:eastAsia="Microsoft YaHei"/>
+        </w:rPr>
+        <w:t xml:space="preserve">7 |  |  | </w:t>
+      </w:r>
+    </w:p>
+    <w:p>
+      <w:r>
+        <w:rPr>
+          <w:rFonts w:ascii="Microsoft YaHei" w:hAnsi="Microsoft YaHei" w:eastAsia="Microsoft YaHei"/>
+        </w:rPr>
+        <w:t xml:space="preserve">8 |  |  | </w:t>
+      </w:r>
+    </w:p>
+    <w:p>
+      <w:r>
+        <w:rPr>
+          <w:rFonts w:ascii="Microsoft YaHei" w:hAnsi="Microsoft YaHei" w:eastAsia="Microsoft YaHei"/>
+        </w:rPr>
+        <w:t xml:space="preserve">9 |  |  | </w:t>
+      </w:r>
+    </w:p>
+    <w:p>
+      <w:r>
+        <w:rPr>
+          <w:rFonts w:ascii="Microsoft YaHei" w:hAnsi="Microsoft YaHei" w:eastAsia="Microsoft YaHei"/>
+        </w:rPr>
+        <w:t xml:space="preserve">10 |  |  | </w:t>
+      </w:r>
+    </w:p>
+    <w:p>
+      <w:r>
+        <w:rPr>
+          <w:rFonts w:ascii="Microsoft YaHei" w:hAnsi="Microsoft YaHei" w:eastAsia="Microsoft YaHei"/>
+        </w:rPr>
+        <w:t xml:space="preserve">11 |  |  | </w:t>
+      </w:r>
+    </w:p>
+    <w:p>
+      <w:r>
+        <w:rPr>
+          <w:rFonts w:ascii="Microsoft YaHei" w:hAnsi="Microsoft YaHei" w:eastAsia="Microsoft YaHei"/>
+        </w:rPr>
+        <w:t xml:space="preserve">12 |  |  | </w:t>
+      </w:r>
+    </w:p>
+    <w:p>
+      <w:r>
+        <w:rPr>
+          <w:rFonts w:ascii="Microsoft YaHei" w:hAnsi="Microsoft YaHei" w:eastAsia="Microsoft YaHei"/>
+        </w:rPr>
+        <w:t xml:space="preserve">13 |  |  | </w:t>
+      </w:r>
+    </w:p>
+    <w:p>
+      <w:r>
+        <w:rPr>
+          <w:rFonts w:ascii="Microsoft YaHei" w:hAnsi="Microsoft YaHei" w:eastAsia="Microsoft YaHei"/>
+        </w:rPr>
+        <w:t xml:space="preserve">14 |  |  | </w:t>
+      </w:r>
+    </w:p>
+    <w:p>
+      <w:r>
+        <w:rPr>
+          <w:rFonts w:ascii="Microsoft YaHei" w:hAnsi="Microsoft YaHei" w:eastAsia="Microsoft YaHei"/>
+        </w:rPr>
+        <w:t xml:space="preserve">15 |  |  | </w:t>
       </w:r>
     </w:p>
     <w:p/>
@@ -3233,7 +2919,6 @@
       <w:r>
         <w:rPr>
           <w:rFonts w:ascii="Microsoft YaHei" w:hAnsi="Microsoft YaHei" w:eastAsia="Microsoft YaHei"/>
-          <w:sz w:val="22"/>
         </w:rPr>
         <w:t>---</w:t>
       </w:r>
@@ -3252,7 +2937,6 @@
       <w:r>
         <w:rPr>
           <w:rFonts w:ascii="Microsoft YaHei" w:hAnsi="Microsoft YaHei" w:eastAsia="Microsoft YaHei"/>
-          <w:sz w:val="22"/>
         </w:rPr>
         <w:t>不要一口气硬背。按这个顺序来：</w:t>
       </w:r>
@@ -3265,7 +2949,6 @@
       <w:r>
         <w:rPr>
           <w:rFonts w:ascii="Microsoft YaHei" w:hAnsi="Microsoft YaHei" w:eastAsia="Microsoft YaHei"/>
-          <w:sz w:val="22"/>
         </w:rPr>
         <w:t>先读第 0-3 节，只解决“用哪个指标”。</w:t>
       </w:r>
@@ -3277,7 +2960,6 @@
       <w:r>
         <w:rPr>
           <w:rFonts w:ascii="Microsoft YaHei" w:hAnsi="Microsoft YaHei" w:eastAsia="Microsoft YaHei"/>
-          <w:sz w:val="22"/>
         </w:rPr>
         <w:t>做选择题 1-5。</w:t>
       </w:r>
@@ -3289,7 +2971,6 @@
       <w:r>
         <w:rPr>
           <w:rFonts w:ascii="Microsoft YaHei" w:hAnsi="Microsoft YaHei" w:eastAsia="Microsoft YaHei"/>
-          <w:sz w:val="22"/>
         </w:rPr>
         <w:t>回来看第 4-5 节，解决“正态”和“数据变换”。</w:t>
       </w:r>
@@ -3301,7 +2982,6 @@
       <w:r>
         <w:rPr>
           <w:rFonts w:ascii="Microsoft YaHei" w:hAnsi="Microsoft YaHei" w:eastAsia="Microsoft YaHei"/>
-          <w:sz w:val="22"/>
         </w:rPr>
         <w:t>做选择题 6-15。</w:t>
       </w:r>
@@ -3313,7 +2993,6 @@
       <w:r>
         <w:rPr>
           <w:rFonts w:ascii="Microsoft YaHei" w:hAnsi="Microsoft YaHei" w:eastAsia="Microsoft YaHei"/>
-          <w:sz w:val="22"/>
         </w:rPr>
         <w:t>最后再打开 SPSS，不要一开始就点软件。</w:t>
       </w:r>
@@ -3323,7 +3002,6 @@
       <w:r>
         <w:rPr>
           <w:rFonts w:ascii="Microsoft YaHei" w:hAnsi="Microsoft YaHei" w:eastAsia="Microsoft YaHei"/>
-          <w:sz w:val="22"/>
         </w:rPr>
         <w:t>今天最低完成线：</w:t>
       </w:r>
@@ -3336,7 +3014,6 @@
       <w:r>
         <w:rPr>
           <w:rFonts w:ascii="Microsoft YaHei" w:hAnsi="Microsoft YaHei" w:eastAsia="Microsoft YaHei"/>
-          <w:sz w:val="22"/>
         </w:rPr>
         <w:t>能说出均数、中位数、几何均数分别什么时候用。</w:t>
       </w:r>
@@ -3348,7 +3025,6 @@
       <w:r>
         <w:rPr>
           <w:rFonts w:ascii="Microsoft YaHei" w:hAnsi="Microsoft YaHei" w:eastAsia="Microsoft YaHei"/>
-          <w:sz w:val="22"/>
         </w:rPr>
         <w:t>能说出标准差、四分位数间距、CV分别什么时候用。</w:t>
       </w:r>
@@ -3360,7 +3036,6 @@
       <w:r>
         <w:rPr>
           <w:rFonts w:ascii="Microsoft YaHei" w:hAnsi="Microsoft YaHei" w:eastAsia="Microsoft YaHei"/>
-          <w:sz w:val="22"/>
         </w:rPr>
         <w:t>能找到 SPSS 的探索（Explore）菜单。</w:t>
       </w:r>
@@ -3372,7 +3047,6 @@
       <w:r>
         <w:rPr>
           <w:rFonts w:ascii="Microsoft YaHei" w:hAnsi="Microsoft YaHei" w:eastAsia="Microsoft YaHei"/>
-          <w:sz w:val="22"/>
         </w:rPr>
         <w:t>能保存一张描述（Descriptives）输出截图。</w:t>
       </w:r>
@@ -3382,7 +3056,6 @@
       <w:r>
         <w:rPr>
           <w:rFonts w:ascii="Microsoft YaHei" w:hAnsi="Microsoft YaHei" w:eastAsia="Microsoft YaHei"/>
-          <w:sz w:val="22"/>
         </w:rPr>
         <w:t>---</w:t>
       </w:r>
@@ -3401,7 +3074,6 @@
       <w:r>
         <w:rPr>
           <w:rFonts w:ascii="Microsoft YaHei" w:hAnsi="Microsoft YaHei" w:eastAsia="Microsoft YaHei"/>
-          <w:sz w:val="22"/>
         </w:rPr>
         <w:t>-</w:t>
       </w:r>
@@ -3410,7 +3082,6 @@
       <w:r>
         <w:rPr>
           <w:rFonts w:ascii="Microsoft YaHei" w:hAnsi="Microsoft YaHei" w:eastAsia="Microsoft YaHei"/>
-          <w:sz w:val="22"/>
         </w:rPr>
         <w:t>-</w:t>
       </w:r>
@@ -3419,7 +3090,6 @@
       <w:r>
         <w:rPr>
           <w:rFonts w:ascii="Microsoft YaHei" w:hAnsi="Microsoft YaHei" w:eastAsia="Microsoft YaHei"/>
-          <w:sz w:val="22"/>
         </w:rPr>
         <w:t>-</w:t>
       </w:r>
@@ -3429,7 +3099,6 @@
       <w:r>
         <w:rPr>
           <w:rFonts w:ascii="Microsoft YaHei" w:hAnsi="Microsoft YaHei" w:eastAsia="Microsoft YaHei"/>
-          <w:sz w:val="22"/>
         </w:rPr>
         <w:t>---</w:t>
       </w:r>
@@ -3445,75 +3114,91 @@
     </w:p>
     <w:p/>
     <w:p>
-      <w:r>
-        <w:rPr>
-          <w:rFonts w:ascii="Microsoft YaHei" w:hAnsi="Microsoft YaHei" w:eastAsia="Microsoft YaHei"/>
-          <w:sz w:val="22"/>
-        </w:rPr>
-        <w:t>? 读完第 0-3 节</w:t>
-      </w:r>
-    </w:p>
-    <w:p>
-      <w:r>
-        <w:rPr>
-          <w:rFonts w:ascii="Microsoft YaHei" w:hAnsi="Microsoft YaHei" w:eastAsia="Microsoft YaHei"/>
-          <w:sz w:val="22"/>
-        </w:rPr>
-        <w:t>? 完成“计量资料的统计描述”30题</w:t>
-      </w:r>
-    </w:p>
-    <w:p>
-      <w:r>
-        <w:rPr>
-          <w:rFonts w:ascii="Microsoft YaHei" w:hAnsi="Microsoft YaHei" w:eastAsia="Microsoft YaHei"/>
-          <w:sz w:val="22"/>
-        </w:rPr>
-        <w:t>? 完成批改：23/30</w:t>
-      </w:r>
-    </w:p>
-    <w:p>
-      <w:r>
-        <w:rPr>
-          <w:rFonts w:ascii="Microsoft YaHei" w:hAnsi="Microsoft YaHei" w:eastAsia="Microsoft YaHei"/>
-          <w:sz w:val="22"/>
-        </w:rPr>
-        <w:t>? 记录三类薄弱点</w:t>
-      </w:r>
-    </w:p>
-    <w:p>
-      <w:r>
-        <w:rPr>
-          <w:rFonts w:ascii="Microsoft YaHei" w:hAnsi="Microsoft YaHei" w:eastAsia="Microsoft YaHei"/>
-          <w:sz w:val="22"/>
-        </w:rPr>
-        <w:t>? 打开 `例02-01.sav`</w:t>
-      </w:r>
-    </w:p>
-    <w:p>
-      <w:r>
-        <w:rPr>
-          <w:rFonts w:ascii="Microsoft YaHei" w:hAnsi="Microsoft YaHei" w:eastAsia="Microsoft YaHei"/>
-          <w:sz w:val="22"/>
-        </w:rPr>
-        <w:t>? 完成探索（Explore）描述统计</w:t>
-      </w:r>
-    </w:p>
-    <w:p>
-      <w:r>
-        <w:rPr>
-          <w:rFonts w:ascii="Microsoft YaHei" w:hAnsi="Microsoft YaHei" w:eastAsia="Microsoft YaHei"/>
-          <w:sz w:val="22"/>
-        </w:rPr>
-        <w:t>? 保存 / 提交 SPSS 输出截图</w:t>
-      </w:r>
-    </w:p>
-    <w:p>
-      <w:r>
-        <w:rPr>
-          <w:rFonts w:ascii="Microsoft YaHei" w:hAnsi="Microsoft YaHei" w:eastAsia="Microsoft YaHei"/>
-          <w:sz w:val="22"/>
-        </w:rPr>
-        <w:t>? 写下至少 3 条错题或易错点</w:t>
+      <w:pPr>
+        <w:pStyle w:val="ListBullet"/>
+      </w:pPr>
+      <w:r>
+        <w:rPr>
+          <w:rFonts w:ascii="Microsoft YaHei" w:hAnsi="Microsoft YaHei" w:eastAsia="Microsoft YaHei"/>
+        </w:rPr>
+        <w:t>[x] 读完第 0-3 节</w:t>
+      </w:r>
+    </w:p>
+    <w:p>
+      <w:pPr>
+        <w:pStyle w:val="ListBullet"/>
+      </w:pPr>
+      <w:r>
+        <w:rPr>
+          <w:rFonts w:ascii="Microsoft YaHei" w:hAnsi="Microsoft YaHei" w:eastAsia="Microsoft YaHei"/>
+        </w:rPr>
+        <w:t>[x] 完成“计量资料的统计描述”30题</w:t>
+      </w:r>
+    </w:p>
+    <w:p>
+      <w:pPr>
+        <w:pStyle w:val="ListBullet"/>
+      </w:pPr>
+      <w:r>
+        <w:rPr>
+          <w:rFonts w:ascii="Microsoft YaHei" w:hAnsi="Microsoft YaHei" w:eastAsia="Microsoft YaHei"/>
+        </w:rPr>
+        <w:t>[x] 完成批改：23/30</w:t>
+      </w:r>
+    </w:p>
+    <w:p>
+      <w:pPr>
+        <w:pStyle w:val="ListBullet"/>
+      </w:pPr>
+      <w:r>
+        <w:rPr>
+          <w:rFonts w:ascii="Microsoft YaHei" w:hAnsi="Microsoft YaHei" w:eastAsia="Microsoft YaHei"/>
+        </w:rPr>
+        <w:t>[x] 记录三类薄弱点</w:t>
+      </w:r>
+    </w:p>
+    <w:p>
+      <w:pPr>
+        <w:pStyle w:val="ListBullet"/>
+      </w:pPr>
+      <w:r>
+        <w:rPr>
+          <w:rFonts w:ascii="Microsoft YaHei" w:hAnsi="Microsoft YaHei" w:eastAsia="Microsoft YaHei"/>
+        </w:rPr>
+        <w:t>[x] 打开 `例02-01.sav`</w:t>
+      </w:r>
+    </w:p>
+    <w:p>
+      <w:pPr>
+        <w:pStyle w:val="ListBullet"/>
+      </w:pPr>
+      <w:r>
+        <w:rPr>
+          <w:rFonts w:ascii="Microsoft YaHei" w:hAnsi="Microsoft YaHei" w:eastAsia="Microsoft YaHei"/>
+        </w:rPr>
+        <w:t>[x] 完成探索（Explore）描述统计</w:t>
+      </w:r>
+    </w:p>
+    <w:p>
+      <w:pPr>
+        <w:pStyle w:val="ListBullet"/>
+      </w:pPr>
+      <w:r>
+        <w:rPr>
+          <w:rFonts w:ascii="Microsoft YaHei" w:hAnsi="Microsoft YaHei" w:eastAsia="Microsoft YaHei"/>
+        </w:rPr>
+        <w:t>[x] 保存 / 提交 SPSS 输出截图</w:t>
+      </w:r>
+    </w:p>
+    <w:p>
+      <w:pPr>
+        <w:pStyle w:val="ListBullet"/>
+      </w:pPr>
+      <w:r>
+        <w:rPr>
+          <w:rFonts w:ascii="Microsoft YaHei" w:hAnsi="Microsoft YaHei" w:eastAsia="Microsoft YaHei"/>
+        </w:rPr>
+        <w:t>[ ] 写下至少 3 条错题或易错点</w:t>
       </w:r>
     </w:p>
     <w:sectPr>
@@ -3891,7 +3576,7 @@
     <w:rsid w:val="00FC693F"/>
     <w:rPr>
       <w:rFonts w:ascii="Microsoft YaHei" w:hAnsi="Microsoft YaHei" w:eastAsia="Microsoft YaHei"/>
-      <w:sz w:val="22"/>
+      <w:sz w:val="21"/>
     </w:rPr>
   </w:style>
   <w:style w:type="paragraph" w:styleId="Header">
